--- a/generatedScripts/SA Captured Rainbow/visual_script.docx
+++ b/generatedScripts/SA Captured Rainbow/visual_script.docx
@@ -20,7 +20,7 @@
           <w:color w:val="888888"/>
           <w:sz w:val="20"/>
         </w:rPr>
-        <w:t>~2,222 words  ·  ~15 min runtime</w:t>
+        <w:t>~2,287 words  ·  ~15 min runtime</w:t>
       </w:r>
     </w:p>
     <w:p>
@@ -51,6 +51,90 @@
     </w:p>
     <w:p>
       <w:pPr>
+        <w:spacing w:before="160" w:after="80"/>
+        <w:ind w:left="216"/>
+      </w:pPr>
+      <w:r>
+        <w:rPr>
+          <w:b/>
+          <w:color w:val="C0392B"/>
+          <w:sz w:val="20"/>
+        </w:rPr>
+        <w:t>[SHOW: Mandela montage — prison release 1990, inauguration, Nobel Prize, Rugby World Cup handoff, global mourning December 2013]</w:t>
+      </w:r>
+    </w:p>
+    <w:tbl>
+      <w:tblPr>
+        <w:tblStyle w:val="TableGrid"/>
+        <w:tblW w:type="auto" w:w="0"/>
+        <w:tblLayout w:type="fixed"/>
+        <w:tblLook w:firstColumn="1" w:firstRow="1" w:lastColumn="0" w:lastRow="0" w:noHBand="0" w:noVBand="1" w:val="04A0"/>
+      </w:tblPr>
+      <w:tblGrid>
+        <w:gridCol w:w="4320"/>
+        <w:gridCol w:w="4320"/>
+      </w:tblGrid>
+      <w:tr>
+        <w:tc>
+          <w:tcPr>
+            <w:tcW w:type="dxa" w:w="216"/>
+            <w:shd w:val="clear" w:color="auto" w:fill="c0392b"/>
+          </w:tcPr>
+          <w:p>
+            <w:r/>
+          </w:p>
+        </w:tc>
+        <w:tc>
+          <w:tcPr>
+            <w:tcW w:type="dxa" w:w="8928"/>
+            <w:shd w:val="clear" w:color="auto" w:fill="fff0ee"/>
+          </w:tcPr>
+          <w:p>
+            <w:pPr>
+              <w:spacing w:before="80"/>
+            </w:pPr>
+            <w:r>
+              <w:rPr>
+                <w:b/>
+                <w:color w:val="C0392B"/>
+                <w:sz w:val="18"/>
+              </w:rPr>
+              <w:t>⚖  GENERAL</w:t>
+            </w:r>
+            <w:r>
+              <w:rPr>
+                <w:sz w:val="18"/>
+              </w:rPr>
+              <w:t xml:space="preserve">  ·  AP/Getty</w:t>
+            </w:r>
+            <w:r>
+              <w:rPr>
+                <w:b/>
+                <w:sz w:val="18"/>
+              </w:rPr>
+              <w:t xml:space="preserve">  SHOT 1</w:t>
+            </w:r>
+          </w:p>
+          <w:p>
+            <w:r>
+              <w:rPr>
+                <w:i/>
+                <w:color w:val="888888"/>
+                <w:sz w:val="18"/>
+              </w:rPr>
+              <w:t>📝 Global recognition cold open</w:t>
+            </w:r>
+          </w:p>
+        </w:tc>
+      </w:tr>
+    </w:tbl>
+    <w:p>
+      <w:pPr>
+        <w:spacing w:after="80"/>
+      </w:pPr>
+    </w:p>
+    <w:p>
+      <w:pPr>
         <w:spacing w:after="120"/>
       </w:pPr>
       <w:r>
@@ -62,7 +146,31 @@
         <w:t xml:space="preserve">[VO] </w:t>
       </w:r>
       <w:r>
-        <w:t>April 27th, 1994. South Africa.</w:t>
+        <w:t>You have seen this face before. On banknotes. In history textbooks. Depending on your age, you would have seen clips of him leaving prison, leading South Africa, and famously handing the Rugby World Cup trophy to Francois Pienaar.</w:t>
+      </w:r>
+    </w:p>
+    <w:p>
+      <w:pPr>
+        <w:spacing w:after="120"/>
+      </w:pPr>
+      <w:r>
+        <w:t>Nelson Rolihlahla Mandela was not just a man. He was the symbol of peace, and Madiba was the father who delivered a better future for South Africa.</w:t>
+      </w:r>
+    </w:p>
+    <w:p>
+      <w:pPr>
+        <w:spacing w:after="120"/>
+      </w:pPr>
+      <w:r>
+        <w:t>He sacrificed twenty-seven years of his life in prison for opposing apartheid — a system that separated South Africans by race and locked most Black people out of the economy. He was released in 1990, and became South Africa's first Black president, crucially ending forty-six years of white minority rule without a civil war.</w:t>
+      </w:r>
+    </w:p>
+    <w:p>
+      <w:pPr>
+        <w:spacing w:after="120"/>
+      </w:pPr>
+      <w:r>
+        <w:t>That is the Mandela that almost anyone can identify across the world.</w:t>
       </w:r>
     </w:p>
     <w:p>
@@ -128,7 +236,7 @@
                 <w:b/>
                 <w:sz w:val="18"/>
               </w:rPr>
-              <w:t xml:space="preserve">  SHOT 2</w:t>
+              <w:t xml:space="preserve">  SHOT 5</w:t>
             </w:r>
           </w:p>
           <w:p>
@@ -138,7 +246,7 @@
                 <w:color w:val="888888"/>
                 <w:sz w:val="18"/>
               </w:rPr>
-              <w:t>📝 Getty: "South Africa 1994 election" — among the most available archival footage in existence</w:t>
+              <w:t>📝 Oppression → restitution → *never happened*</w:t>
             </w:r>
           </w:p>
         </w:tc>
@@ -162,7 +270,7 @@
         <w:t xml:space="preserve">[VO] </w:t>
       </w:r>
       <w:r>
-        <w:t>The queues began before sunrise.</w:t>
+        <w:t>On April 27th, 1994, it was the first time in South Africa's history where citizens of all races could vote. Almost twenty million people queued in lines over a four-day voting period, because they believed in this man and the promise of a better future for South Africa.</w:t>
       </w:r>
     </w:p>
     <w:p>
@@ -170,29 +278,21 @@
         <w:spacing w:after="120"/>
       </w:pPr>
       <w:r>
-        <w:t>In Soweto. In the Eastern Cape. In the dusty townships of KwaZulu-Natal. Elderly women who had walked for hours. Men who had stood in line since the night before. People who had lived their entire lives inside a system that had told them, explicitly, in law, that they did not count — and who had come, today, to be counted.</w:t>
+        <w:t>For generations, Black South Africans had been treated as a separate class — locked out of the economy by law, forced to work in the Land which had been taken from their ancestors. The banks and the mineral wealth of the country sat in hands that did not share them. The promise Mandela carried into that election was that economic power would finally be returned — the mines they had dug in, the banks that had never served them, the farmland their families had lost — taken back from those who had usurped it and placed in the hands of the people the system had victimized. When Mandela left office, and in the thirty years since, most of that return still has not happened.</w:t>
       </w:r>
     </w:p>
     <w:p>
       <w:pPr>
-        <w:spacing w:after="120"/>
-      </w:pPr>
-      <w:r>
-        <w:t>One woman, eighty-two years old, told a journalist she had been waiting her whole life for this day. She had brought her registration card in both hands, as if it might disappear.</w:t>
-      </w:r>
-    </w:p>
-    <w:p>
-      <w:pPr>
         <w:spacing w:before="160" w:after="80"/>
         <w:ind w:left="216"/>
       </w:pPr>
       <w:r>
         <w:rPr>
           <w:b/>
-          <w:color w:val="C0392B"/>
+          <w:color w:val="7B3FA0"/>
           <w:sz w:val="20"/>
         </w:rPr>
-        <w:t>[SHOW: footage widens — thousands in queue]</w:t>
+        <w:t>[SHOW: apartheid-era pass books / mine workers / land ownership — archival]</w:t>
       </w:r>
     </w:p>
     <w:tbl>
@@ -210,7 +310,7 @@
         <w:tc>
           <w:tcPr>
             <w:tcW w:type="dxa" w:w="216"/>
-            <w:shd w:val="clear" w:color="auto" w:fill="c0392b"/>
+            <w:shd w:val="clear" w:color="auto" w:fill="7b3fa0"/>
           </w:tcPr>
           <w:p>
             <w:r/>
@@ -219,7 +319,7 @@
         <w:tc>
           <w:tcPr>
             <w:tcW w:type="dxa" w:w="8928"/>
-            <w:shd w:val="clear" w:color="auto" w:fill="fff0ee"/>
+            <w:shd w:val="clear" w:color="auto" w:fill="f5eeff"/>
           </w:tcPr>
           <w:p>
             <w:pPr>
@@ -228,33 +328,23 @@
             <w:r>
               <w:rPr>
                 <w:b/>
-                <w:color w:val="C0392B"/>
+                <w:color w:val="7B3FA0"/>
                 <w:sz w:val="18"/>
               </w:rPr>
-              <w:t>⚖  ARCHIVE</w:t>
+              <w:t>🎨  ARCHIVE</w:t>
             </w:r>
             <w:r>
               <w:rPr>
                 <w:sz w:val="18"/>
               </w:rPr>
-              <w:t xml:space="preserve">  ·  AP</w:t>
+              <w:t xml:space="preserve">  ·  CUSTOM</w:t>
             </w:r>
             <w:r>
               <w:rPr>
                 <w:b/>
                 <w:sz w:val="18"/>
               </w:rPr>
-              <w:t xml:space="preserve">  SHOT 3</w:t>
-            </w:r>
-          </w:p>
-          <w:p>
-            <w:r>
-              <w:rPr>
-                <w:i/>
-                <w:color w:val="888888"/>
-                <w:sz w:val="18"/>
-              </w:rPr>
-              <w:t>📝 AP: "South Africa first election 1994" — very specific close-up footage</w:t>
+              <w:t xml:space="preserve">  SHOT 20</w:t>
             </w:r>
           </w:p>
         </w:tc>
@@ -267,38 +357,6 @@
     </w:p>
     <w:p>
       <w:pPr>
-        <w:spacing w:after="120"/>
-      </w:pPr>
-      <w:r>
-        <w:rPr>
-          <w:b/>
-          <w:color w:val="555555"/>
-          <w:sz w:val="18"/>
-        </w:rPr>
-        <w:t xml:space="preserve">[VO] </w:t>
-      </w:r>
-      <w:r>
-        <w:t>By the time the last polls closed, twenty million South Africans had voted in the country's first fully democratic election. The queues had stretched for kilometres. People had waited twelve hours. Some had fainted in the heat and came back to wait again.</w:t>
-      </w:r>
-    </w:p>
-    <w:p>
-      <w:pPr>
-        <w:spacing w:after="120"/>
-      </w:pPr>
-      <w:r>
-        <w:t>The world watched, and called it a miracle.</w:t>
-      </w:r>
-    </w:p>
-    <w:p>
-      <w:pPr>
-        <w:spacing w:after="120"/>
-      </w:pPr>
-      <w:r>
-        <w:t>And honestly — it was.</w:t>
-      </w:r>
-    </w:p>
-    <w:p>
-      <w:pPr>
         <w:spacing w:before="160" w:after="80"/>
         <w:ind w:left="216"/>
       </w:pPr>
@@ -308,7 +366,7 @@
           <w:color w:val="C0392B"/>
           <w:sz w:val="20"/>
         </w:rPr>
-        <w:t>[SHOW: slow fade — 1994 queue to present-day township]</w:t>
+        <w:t>[SHOW: Mandela Nobel Peace Prize / global tributes — mourning December 2013]</w:t>
       </w:r>
     </w:p>
     <w:tbl>
@@ -360,7 +418,7 @@
                 <w:b/>
                 <w:sz w:val="18"/>
               </w:rPr>
-              <w:t xml:space="preserve">  SHOT 68</w:t>
+              <w:t xml:space="preserve">  SHOT 6</w:t>
             </w:r>
           </w:p>
           <w:p>
@@ -370,7 +428,7 @@
                 <w:color w:val="888888"/>
                 <w:sz w:val="18"/>
               </w:rPr>
-              <w:t>📝 Visual rhyme: queue of hope / queue of waiting</w:t>
+              <w:t>📝 Honour before the turn</w:t>
             </w:r>
           </w:p>
         </w:tc>
@@ -394,45 +452,21 @@
         <w:t xml:space="preserve">[VO] </w:t>
       </w:r>
       <w:r>
-        <w:t>That was thirty years ago. So what happened since?</w:t>
+        <w:t>Mandela is a cherished man in South Africa, and he always will be. The Nobel Peace Prize. Ending apartheid without civil war. The father of a nation the world came to admire. Those achievements are real, and South Africans have every reason to honour them.</w:t>
       </w:r>
     </w:p>
     <w:p>
       <w:pPr>
-        <w:spacing w:after="120"/>
-      </w:pPr>
-      <w:r>
-        <w:t>If you have heard anything about South Africa lately, you have probably heard about corruption — a former president, Jacob Zuma, and a network of businessmen who used government contracts to steal on a massive scale. That really happened. People have gone to prison for it.</w:t>
-      </w:r>
-    </w:p>
-    <w:p>
-      <w:pPr>
-        <w:spacing w:after="120"/>
-      </w:pPr>
-      <w:r>
-        <w:t>But if corruption is the whole explanation, then the fix sounds simple: vote in better leaders, clean up the state, and the country recovers.</w:t>
-      </w:r>
-    </w:p>
-    <w:p>
-      <w:pPr>
-        <w:spacing w:after="120"/>
-      </w:pPr>
-      <w:r>
-        <w:t>When you look at the full thirty years — not just the nine years Zuma was president — the numbers tell a different story.</w:t>
-      </w:r>
-    </w:p>
-    <w:p>
-      <w:pPr>
         <w:spacing w:before="160" w:after="80"/>
         <w:ind w:left="216"/>
       </w:pPr>
       <w:r>
         <w:rPr>
           <w:b/>
-          <w:color w:val="7B3FA0"/>
+          <w:color w:val="1A6EA8"/>
           <w:sz w:val="20"/>
         </w:rPr>
-        <w:t>[SHOW: timeline 1994–2024 — inequality line nearly flat across whole period]</w:t>
+        <w:t>[SHOW: slow fade — 1994 queue to present-day township]</w:t>
       </w:r>
     </w:p>
     <w:tbl>
@@ -450,7 +484,7 @@
         <w:tc>
           <w:tcPr>
             <w:tcW w:type="dxa" w:w="216"/>
-            <w:shd w:val="clear" w:color="auto" w:fill="7b3fa0"/>
+            <w:shd w:val="clear" w:color="auto" w:fill="1a6ea8"/>
           </w:tcPr>
           <w:p>
             <w:r/>
@@ -459,7 +493,7 @@
         <w:tc>
           <w:tcPr>
             <w:tcW w:type="dxa" w:w="8928"/>
-            <w:shd w:val="clear" w:color="auto" w:fill="f5eeff"/>
+            <w:shd w:val="clear" w:color="auto" w:fill="e8f4fd"/>
           </w:tcPr>
           <w:p>
             <w:pPr>
@@ -468,23 +502,23 @@
             <w:r>
               <w:rPr>
                 <w:b/>
-                <w:color w:val="7B3FA0"/>
+                <w:color w:val="1A6EA8"/>
                 <w:sz w:val="18"/>
               </w:rPr>
-              <w:t>🎨  GENERAL</w:t>
+              <w:t>🔍  GENERAL</w:t>
             </w:r>
             <w:r>
               <w:rPr>
                 <w:sz w:val="18"/>
               </w:rPr>
-              <w:t xml:space="preserve">  ·  CUSTOM</w:t>
+              <w:t xml:space="preserve">  ·  AP / GE</w:t>
             </w:r>
             <w:r>
               <w:rPr>
                 <w:b/>
                 <w:sz w:val="18"/>
               </w:rPr>
-              <w:t xml:space="preserve">  SHOT 11</w:t>
+              <w:t xml:space="preserve">  SHOT 7</w:t>
             </w:r>
           </w:p>
           <w:p>
@@ -494,7 +528,7 @@
                 <w:color w:val="888888"/>
                 <w:sz w:val="18"/>
               </w:rPr>
-              <w:t>📝 Animated line chart, brand AE comp</w:t>
+              <w:t>📝 *But for all of that…*</w:t>
             </w:r>
           </w:p>
         </w:tc>
@@ -518,7 +552,7 @@
         <w:t xml:space="preserve">[VO] </w:t>
       </w:r>
       <w:r>
-        <w:t>This chart tracks inequality from 1994 to today. The shaded band is the Zuma years. The line barely moves before him, during him, or after him.</w:t>
+        <w:t>But for all of that, his government also took over a nation in distress — and in Mandela's first term, made economic decisions that would shape the lives of South Africans for generations after he left office.</w:t>
       </w:r>
     </w:p>
     <w:p>
@@ -529,10 +563,10 @@
       <w:r>
         <w:rPr>
           <w:b/>
-          <w:color w:val="7B3FA0"/>
+          <w:color w:val="1A6EA8"/>
           <w:sz w:val="20"/>
         </w:rPr>
-        <w:t>[SHOW: same timeline — youth unemployment rising: 43% → 61%]</w:t>
+        <w:t>[SHOW: present-day South Africa — townships, infrastructure strain, Sandton skyline contrast]</w:t>
       </w:r>
     </w:p>
     <w:tbl>
@@ -550,7 +584,7 @@
         <w:tc>
           <w:tcPr>
             <w:tcW w:type="dxa" w:w="216"/>
-            <w:shd w:val="clear" w:color="auto" w:fill="7b3fa0"/>
+            <w:shd w:val="clear" w:color="auto" w:fill="1a6ea8"/>
           </w:tcPr>
           <w:p>
             <w:r/>
@@ -559,7 +593,7 @@
         <w:tc>
           <w:tcPr>
             <w:tcW w:type="dxa" w:w="8928"/>
-            <w:shd w:val="clear" w:color="auto" w:fill="f5eeff"/>
+            <w:shd w:val="clear" w:color="auto" w:fill="e8f4fd"/>
           </w:tcPr>
           <w:p>
             <w:pPr>
@@ -568,23 +602,23 @@
             <w:r>
               <w:rPr>
                 <w:b/>
-                <w:color w:val="7B3FA0"/>
+                <w:color w:val="1A6EA8"/>
                 <w:sz w:val="18"/>
               </w:rPr>
-              <w:t>🎨  GENERAL</w:t>
+              <w:t>🔍  GENERAL</w:t>
             </w:r>
             <w:r>
               <w:rPr>
                 <w:sz w:val="18"/>
               </w:rPr>
-              <w:t xml:space="preserve">  ·  CUSTOM</w:t>
+              <w:t xml:space="preserve">  ·  AP / GE</w:t>
             </w:r>
             <w:r>
               <w:rPr>
                 <w:b/>
                 <w:sz w:val="18"/>
               </w:rPr>
-              <w:t xml:space="preserve">  SHOT 47</w:t>
+              <w:t xml:space="preserve">  SHOT 8</w:t>
             </w:r>
           </w:p>
           <w:p>
@@ -594,7 +628,7 @@
                 <w:color w:val="888888"/>
                 <w:sz w:val="18"/>
               </w:rPr>
-              <w:t>📝 Animated dial — same visual language as Gini dial</w:t>
+              <w:t>📝 No stats — present-day montage</w:t>
             </w:r>
           </w:p>
         </w:tc>
@@ -618,15 +652,7 @@
         <w:t xml:space="preserve">[VO] </w:t>
       </w:r>
       <w:r>
-        <w:t>And this chart tracks youth unemployment over the same period. It has been getting worse for the whole democratic era — not only under Zuma.</w:t>
-      </w:r>
-    </w:p>
-    <w:p>
-      <w:pPr>
-        <w:spacing w:after="120"/>
-      </w:pPr>
-      <w:r>
-        <w:t>So in this video I am going to walk you through the thirty years after apartheid ended: what happened, what went wrong, why blaming corruption alone misses the deeper problem, and what would actually need to change.</w:t>
+        <w:t>Thirty years later, this is where South Africa sits. Still one of the most unequal countries on earth. An economy that has not grown in any way most South Africans can feel. Falling further and further behind the emerging market peers it was supposed to be competing with when Mandela walked free. The land, the jobs, the ownership — still concentrated in the same hands as before. And many people still wonder why the man who freed the country politically never finished freeing it economically.</w:t>
       </w:r>
     </w:p>
     <w:p>
@@ -703,7 +729,100 @@
         <w:t xml:space="preserve">[TH] </w:t>
       </w:r>
       <w:r>
-        <w:t>I am Abdullah, a regional expert in African economies. This is South Africa Didn't Fail Because of Corruption.</w:t>
+        <w:t>🎥  SELF</w:t>
+      </w:r>
+    </w:p>
+    <w:p>
+      <w:pPr>
+        <w:spacing w:after="120"/>
+      </w:pPr>
+      <w:r>
+        <w:t>This video walks through why — and it starts with a choice Mandela made in his first term that most of the country still has not fully reckoned with. Not the corruption scandals that came later under Jacob Zuma and the Guptas. Those made things worse. But the shape of today's South Africa was set earlier, when his government walked away from the economic plan those voters had queued for.</w:t>
+      </w:r>
+    </w:p>
+    <w:p>
+      <w:pPr>
+        <w:spacing w:before="160" w:after="80"/>
+        <w:ind w:left="216"/>
+      </w:pPr>
+      <w:r>
+        <w:rPr>
+          <w:b/>
+          <w:color w:val="555555"/>
+          <w:sz w:val="20"/>
+        </w:rPr>
+        <w:t>[SHOW: Abdullah on camera]</w:t>
+      </w:r>
+    </w:p>
+    <w:tbl>
+      <w:tblPr>
+        <w:tblStyle w:val="TableGrid"/>
+        <w:tblW w:type="auto" w:w="0"/>
+        <w:tblLayout w:type="fixed"/>
+        <w:tblLook w:firstColumn="1" w:firstRow="1" w:lastColumn="0" w:lastRow="0" w:noHBand="0" w:noVBand="1" w:val="04A0"/>
+      </w:tblPr>
+      <w:tblGrid>
+        <w:gridCol w:w="4320"/>
+        <w:gridCol w:w="4320"/>
+      </w:tblGrid>
+      <w:tr>
+        <w:tc>
+          <w:tcPr>
+            <w:tcW w:type="dxa" w:w="216"/>
+            <w:shd w:val="clear" w:color="auto" w:fill="555555"/>
+          </w:tcPr>
+          <w:p>
+            <w:r/>
+          </w:p>
+        </w:tc>
+        <w:tc>
+          <w:tcPr>
+            <w:tcW w:type="dxa" w:w="8928"/>
+            <w:shd w:val="clear" w:color="auto" w:fill="f5f5f5"/>
+          </w:tcPr>
+          <w:p>
+            <w:pPr>
+              <w:spacing w:before="80"/>
+            </w:pPr>
+            <w:r>
+              <w:rPr>
+                <w:b/>
+                <w:color w:val="555555"/>
+                <w:sz w:val="18"/>
+              </w:rPr>
+              <w:t>🎥  SELF</w:t>
+            </w:r>
+          </w:p>
+        </w:tc>
+      </w:tr>
+    </w:tbl>
+    <w:p>
+      <w:pPr>
+        <w:spacing w:after="80"/>
+      </w:pPr>
+    </w:p>
+    <w:p>
+      <w:pPr>
+        <w:spacing w:after="120"/>
+      </w:pPr>
+      <w:r>
+        <w:rPr>
+          <w:b/>
+          <w:color w:val="555555"/>
+          <w:sz w:val="18"/>
+        </w:rPr>
+        <w:t xml:space="preserve">[TH] </w:t>
+      </w:r>
+      <w:r>
+        <w:t>🎥  SELF</w:t>
+      </w:r>
+    </w:p>
+    <w:p>
+      <w:pPr>
+        <w:spacing w:after="120"/>
+      </w:pPr>
+      <w:r>
+        <w:t>I am Abdullah, a regional expert in African economies. And this is South Africa: Nelson Mandela's Biggest Mistake.</w:t>
       </w:r>
     </w:p>
     <w:p>
@@ -726,7 +845,113 @@
           <w:color w:val="FFFFFF"/>
           <w:sz w:val="22"/>
         </w:rPr>
-        <w:t>SECTION 1 — 1994 TO 1996: FREEDOM AT THE BALLOT, NOT AT THE BANK</w:t>
+        <w:t>SECTION 1 — THE PROMISE</w:t>
+      </w:r>
+    </w:p>
+    <w:p>
+      <w:pPr>
+        <w:spacing w:before="160" w:after="80"/>
+        <w:ind w:left="216"/>
+      </w:pPr>
+      <w:r>
+        <w:rPr>
+          <w:b/>
+          <w:color w:val="1A6EA8"/>
+          <w:sz w:val="20"/>
+        </w:rPr>
+        <w:t>[SHOW: timeline — 1955 highlighted. Freedom Charter excerpt]</w:t>
+      </w:r>
+    </w:p>
+    <w:tbl>
+      <w:tblPr>
+        <w:tblStyle w:val="TableGrid"/>
+        <w:tblW w:type="auto" w:w="0"/>
+        <w:tblLayout w:type="fixed"/>
+        <w:tblLook w:firstColumn="1" w:firstRow="1" w:lastColumn="0" w:lastRow="0" w:noHBand="0" w:noVBand="1" w:val="04A0"/>
+      </w:tblPr>
+      <w:tblGrid>
+        <w:gridCol w:w="4320"/>
+        <w:gridCol w:w="4320"/>
+      </w:tblGrid>
+      <w:tr>
+        <w:tc>
+          <w:tcPr>
+            <w:tcW w:type="dxa" w:w="216"/>
+            <w:shd w:val="clear" w:color="auto" w:fill="1a6ea8"/>
+          </w:tcPr>
+          <w:p>
+            <w:r/>
+          </w:p>
+        </w:tc>
+        <w:tc>
+          <w:tcPr>
+            <w:tcW w:type="dxa" w:w="8928"/>
+            <w:shd w:val="clear" w:color="auto" w:fill="e8f4fd"/>
+          </w:tcPr>
+          <w:p>
+            <w:pPr>
+              <w:spacing w:before="80"/>
+            </w:pPr>
+            <w:r>
+              <w:rPr>
+                <w:b/>
+                <w:color w:val="1A6EA8"/>
+                <w:sz w:val="18"/>
+              </w:rPr>
+              <w:t>🔍  GENERAL</w:t>
+            </w:r>
+            <w:r>
+              <w:rPr>
+                <w:sz w:val="18"/>
+              </w:rPr>
+              <w:t xml:space="preserve">  ·  CUSTOM / W</w:t>
+            </w:r>
+            <w:r>
+              <w:rPr>
+                <w:b/>
+                <w:sz w:val="18"/>
+              </w:rPr>
+              <w:t xml:space="preserve">  SHOT 10</w:t>
+            </w:r>
+          </w:p>
+        </w:tc>
+      </w:tr>
+    </w:tbl>
+    <w:p>
+      <w:pPr>
+        <w:spacing w:after="80"/>
+      </w:pPr>
+    </w:p>
+    <w:p>
+      <w:pPr>
+        <w:spacing w:after="120"/>
+      </w:pPr>
+      <w:r>
+        <w:rPr>
+          <w:b/>
+          <w:color w:val="555555"/>
+          <w:sz w:val="18"/>
+        </w:rPr>
+        <w:t xml:space="preserve">[VO] </w:t>
+      </w:r>
+      <w:r>
+        <w:t>To understand what those voters believed in, you have to go back to what Mandela's party had been saying long before he ever took office.</w:t>
+      </w:r>
+    </w:p>
+    <w:p>
+      <w:pPr>
+        <w:spacing w:after="120"/>
+      </w:pPr>
+      <w:r>
+        <w:t>In 1955, the ANC — Mandela's party, the African National Congress — and its allies signed a document called the Freedom Charter. One line in it became famous: the wealth of the country shall be shared among all who work in it.</w:t>
+      </w:r>
+    </w:p>
+    <w:p>
+      <w:pPr>
+        <w:spacing w:after="120"/>
+      </w:pPr>
+      <w:r>
+        <w:t>For forty years, that was the message — that the wealth of the country had to be shared, from the mines and the banks to the land itself. When people queued for Mandela in 1994, that is what they thought they were voting for.</w:t>
       </w:r>
     </w:p>
     <w:p>
@@ -740,7 +965,7 @@
           <w:color w:val="C0392B"/>
           <w:sz w:val="20"/>
         </w:rPr>
-        <w:t>[SHOW: timeline — 1994 highlighted]</w:t>
+        <w:t>[SHOW: Mandela release — February 1990]</w:t>
       </w:r>
     </w:p>
     <w:tbl>
@@ -792,7 +1017,7 @@
                 <w:b/>
                 <w:sz w:val="18"/>
               </w:rPr>
-              <w:t xml:space="preserve">  SHOT 67</w:t>
+              <w:t xml:space="preserve">  SHOT 11</w:t>
             </w:r>
           </w:p>
           <w:p>
@@ -802,7 +1027,7 @@
                 <w:color w:val="888888"/>
                 <w:sz w:val="18"/>
               </w:rPr>
-              <w:t>📝 Bookending: the same footage reads differently now</w:t>
+              <w:t>📝 Quote overlay</w:t>
             </w:r>
           </w:p>
         </w:tc>
@@ -826,37 +1051,21 @@
         <w:t xml:space="preserve">[VO] </w:t>
       </w:r>
       <w:r>
-        <w:t>To understand 1994, you need to know what came before it.</w:t>
+        <w:t>When he walked out of prison in February 1990, he did not soften that message. In interview after interview, he said nationalising the mines, the banks, and the big monopoly industries was fundamental ANC policy — and that a change of heart on that question was, in his own words, inconceivable.</w:t>
       </w:r>
     </w:p>
     <w:p>
       <w:pPr>
-        <w:spacing w:after="120"/>
-      </w:pPr>
-      <w:r>
-        <w:t>For decades, South Africa was run under apartheid — a legal system that separated people by race, denied Black South Africans the vote, restricted where they could live and work, and concentrated wealth in white hands. The African National Congress, or ANC, was the main party that fought to end that system. Its leader, Nelson Mandela, had spent twenty-seven years in prison for opposing apartheid.</w:t>
-      </w:r>
-    </w:p>
-    <w:p>
-      <w:pPr>
-        <w:spacing w:after="120"/>
-      </w:pPr>
-      <w:r>
-        <w:t>In April 1994, apartheid ended at the ballot box. The ANC won the first free election. Mandela became president. For the first time, everyone could vote.</w:t>
-      </w:r>
-    </w:p>
-    <w:p>
-      <w:pPr>
         <w:spacing w:before="160" w:after="80"/>
         <w:ind w:left="216"/>
       </w:pPr>
       <w:r>
         <w:rPr>
           <w:b/>
-          <w:color w:val="1A6EA8"/>
+          <w:color w:val="7B3FA0"/>
           <w:sz w:val="20"/>
         </w:rPr>
-        <w:t>[SHOW: two columns — "Politics changed" / "Who owned what — barely changed"]</w:t>
+        <w:t>[SHOW: RDP document cover]</w:t>
       </w:r>
     </w:p>
     <w:tbl>
@@ -874,7 +1083,7 @@
         <w:tc>
           <w:tcPr>
             <w:tcW w:type="dxa" w:w="216"/>
-            <w:shd w:val="clear" w:color="auto" w:fill="1a6ea8"/>
+            <w:shd w:val="clear" w:color="auto" w:fill="7b3fa0"/>
           </w:tcPr>
           <w:p>
             <w:r/>
@@ -883,7 +1092,7 @@
         <w:tc>
           <w:tcPr>
             <w:tcW w:type="dxa" w:w="8928"/>
-            <w:shd w:val="clear" w:color="auto" w:fill="e8f4fd"/>
+            <w:shd w:val="clear" w:color="auto" w:fill="f5eeff"/>
           </w:tcPr>
           <w:p>
             <w:pPr>
@@ -892,10 +1101,23 @@
             <w:r>
               <w:rPr>
                 <w:b/>
-                <w:color w:val="1A6EA8"/>
+                <w:color w:val="7B3FA0"/>
                 <w:sz w:val="18"/>
               </w:rPr>
-              <w:t>🔍  GENERAL</w:t>
+              <w:t>🎨  GENERAL</w:t>
+            </w:r>
+            <w:r>
+              <w:rPr>
+                <w:sz w:val="18"/>
+              </w:rPr>
+              <w:t xml:space="preserve">  ·  CUSTOM</w:t>
+            </w:r>
+            <w:r>
+              <w:rPr>
+                <w:b/>
+                <w:sz w:val="18"/>
+              </w:rPr>
+              <w:t xml:space="preserve">  SHOT 12</w:t>
             </w:r>
           </w:p>
         </w:tc>
@@ -919,23 +1141,1151 @@
         <w:t xml:space="preserve">[VO] </w:t>
       </w:r>
       <w:r>
-        <w:t>But there were really two transitions happening at once — and only one of them was completed.</w:t>
+        <w:t>By the time of the 1994 election, the ANC turned that into a formal plan. It was called the RDP — the Reconstruction and Development Programme. Housing. Jobs. Water and electricity. A state-led push to lift the poorest forty percent of South Africans within a decade.</w:t>
       </w:r>
     </w:p>
     <w:p>
       <w:pPr>
+        <w:spacing w:before="160" w:after="80"/>
+        <w:ind w:left="216"/>
+      </w:pPr>
+      <w:r>
+        <w:rPr>
+          <w:b/>
+          <w:color w:val="C0392B"/>
+          <w:sz w:val="20"/>
+        </w:rPr>
+        <w:t>[SHOW: Mandela casting vote / inauguration 1994]</w:t>
+      </w:r>
+    </w:p>
+    <w:tbl>
+      <w:tblPr>
+        <w:tblStyle w:val="TableGrid"/>
+        <w:tblW w:type="auto" w:w="0"/>
+        <w:tblLayout w:type="fixed"/>
+        <w:tblLook w:firstColumn="1" w:firstRow="1" w:lastColumn="0" w:lastRow="0" w:noHBand="0" w:noVBand="1" w:val="04A0"/>
+      </w:tblPr>
+      <w:tblGrid>
+        <w:gridCol w:w="4320"/>
+        <w:gridCol w:w="4320"/>
+      </w:tblGrid>
+      <w:tr>
+        <w:tc>
+          <w:tcPr>
+            <w:tcW w:type="dxa" w:w="216"/>
+            <w:shd w:val="clear" w:color="auto" w:fill="c0392b"/>
+          </w:tcPr>
+          <w:p>
+            <w:r/>
+          </w:p>
+        </w:tc>
+        <w:tc>
+          <w:tcPr>
+            <w:tcW w:type="dxa" w:w="8928"/>
+            <w:shd w:val="clear" w:color="auto" w:fill="fff0ee"/>
+          </w:tcPr>
+          <w:p>
+            <w:pPr>
+              <w:spacing w:before="80"/>
+            </w:pPr>
+            <w:r>
+              <w:rPr>
+                <w:b/>
+                <w:color w:val="C0392B"/>
+                <w:sz w:val="18"/>
+              </w:rPr>
+              <w:t>⚖  GENERAL</w:t>
+            </w:r>
+            <w:r>
+              <w:rPr>
+                <w:sz w:val="18"/>
+              </w:rPr>
+              <w:t xml:space="preserve">  ·  AP</w:t>
+            </w:r>
+            <w:r>
+              <w:rPr>
+                <w:b/>
+                <w:sz w:val="18"/>
+              </w:rPr>
+              <w:t xml:space="preserve">  SHOT 13</w:t>
+            </w:r>
+          </w:p>
+        </w:tc>
+      </w:tr>
+    </w:tbl>
+    <w:p>
+      <w:pPr>
+        <w:spacing w:after="80"/>
+      </w:pPr>
+    </w:p>
+    <w:p>
+      <w:pPr>
         <w:spacing w:after="120"/>
       </w:pPr>
       <w:r>
-        <w:t>The political transition was real and extraordinary. One person, one vote. Independent courts. A free press. A new constitution followed in 1996 that legal experts still describe as one of the strongest in the world.</w:t>
+        <w:rPr>
+          <w:b/>
+          <w:color w:val="555555"/>
+          <w:sz w:val="18"/>
+        </w:rPr>
+        <w:t xml:space="preserve">[VO] </w:t>
+      </w:r>
+      <w:r>
+        <w:t>The people standing in those lines were not just celebrating Mandela the man. They were waiting for Mandela the president to deliver that plan — jobs, land, and a share of the wealth he had been promising since the day he walked free.</w:t>
       </w:r>
     </w:p>
     <w:p>
       <w:pPr>
+        <w:spacing w:after="80"/>
+      </w:pPr>
+      <w:r>
+        <w:t>---</w:t>
+      </w:r>
+    </w:p>
+    <w:p>
+      <w:pPr>
+        <w:spacing w:before="360" w:after="120"/>
+        <w:shd w:val="clear" w:color="auto" w:fill="1a1a1a"/>
+        <w:ind w:left="160"/>
+      </w:pPr>
+      <w:r>
+        <w:rPr>
+          <w:b/>
+          <w:color w:val="FFFFFF"/>
+          <w:sz w:val="22"/>
+        </w:rPr>
+        <w:t>SECTION 2 — THE DECISION, AND WHY HE MADE IT</w:t>
+      </w:r>
+    </w:p>
+    <w:p>
+      <w:pPr>
+        <w:spacing w:before="160" w:after="80"/>
+        <w:ind w:left="216"/>
+      </w:pPr>
+      <w:r>
+        <w:rPr>
+          <w:b/>
+          <w:color w:val="7B3FA0"/>
+          <w:sz w:val="20"/>
+        </w:rPr>
+        <w:t>[SHOW: timeline — 1994 highlighted. Capital flight graphic — R51 billion]</w:t>
+      </w:r>
+    </w:p>
+    <w:tbl>
+      <w:tblPr>
+        <w:tblStyle w:val="TableGrid"/>
+        <w:tblW w:type="auto" w:w="0"/>
+        <w:tblLayout w:type="fixed"/>
+        <w:tblLook w:firstColumn="1" w:firstRow="1" w:lastColumn="0" w:lastRow="0" w:noHBand="0" w:noVBand="1" w:val="04A0"/>
+      </w:tblPr>
+      <w:tblGrid>
+        <w:gridCol w:w="4320"/>
+        <w:gridCol w:w="4320"/>
+      </w:tblGrid>
+      <w:tr>
+        <w:tc>
+          <w:tcPr>
+            <w:tcW w:type="dxa" w:w="216"/>
+            <w:shd w:val="clear" w:color="auto" w:fill="7b3fa0"/>
+          </w:tcPr>
+          <w:p>
+            <w:r/>
+          </w:p>
+        </w:tc>
+        <w:tc>
+          <w:tcPr>
+            <w:tcW w:type="dxa" w:w="8928"/>
+            <w:shd w:val="clear" w:color="auto" w:fill="f5eeff"/>
+          </w:tcPr>
+          <w:p>
+            <w:pPr>
+              <w:spacing w:before="80"/>
+            </w:pPr>
+            <w:r>
+              <w:rPr>
+                <w:b/>
+                <w:color w:val="7B3FA0"/>
+                <w:sz w:val="18"/>
+              </w:rPr>
+              <w:t>🎨  CUSTOM</w:t>
+            </w:r>
+            <w:r>
+              <w:rPr>
+                <w:sz w:val="18"/>
+              </w:rPr>
+              <w:t xml:space="preserve">  ·  CUSTOM</w:t>
+            </w:r>
+            <w:r>
+              <w:rPr>
+                <w:b/>
+                <w:sz w:val="18"/>
+              </w:rPr>
+              <w:t xml:space="preserve">  SHOT 14</w:t>
+            </w:r>
+          </w:p>
+          <w:p>
+            <w:r>
+              <w:rPr>
+                <w:i/>
+                <w:color w:val="888888"/>
+                <w:sz w:val="18"/>
+              </w:rPr>
+              <w:t>📝 *Why* setup</w:t>
+            </w:r>
+          </w:p>
+        </w:tc>
+      </w:tr>
+    </w:tbl>
+    <w:p>
+      <w:pPr>
+        <w:spacing w:after="80"/>
+      </w:pPr>
+    </w:p>
+    <w:p>
+      <w:pPr>
         <w:spacing w:after="120"/>
       </w:pPr>
       <w:r>
-        <w:t>The economic transition — who actually owned the mines, the farms, the banks, the big companies on the stock exchange — barely happened at all.</w:t>
+        <w:rPr>
+          <w:b/>
+          <w:color w:val="555555"/>
+          <w:sz w:val="18"/>
+        </w:rPr>
+        <w:t xml:space="preserve">[VO] </w:t>
+      </w:r>
+      <w:r>
+        <w:t>But the country Mandela inherited was not the blank slate those voters imagined.</w:t>
+      </w:r>
+    </w:p>
+    <w:p>
+      <w:pPr>
+        <w:spacing w:after="120"/>
+      </w:pPr>
+      <w:r>
+        <w:t>South Africa in 1994 was coming off two decades of sanctions, stagnation, and capital flight. In the decade before the election alone, more than fifty billion rand had left the country. Investors were terrified that an ANC government would nationalise the mines and the banks. Growth was negative. Inflation was in double digits. The budget deficit was in double digits.</w:t>
+      </w:r>
+    </w:p>
+    <w:p>
+      <w:pPr>
+        <w:spacing w:before="160" w:after="80"/>
+        <w:ind w:left="216"/>
+      </w:pPr>
+      <w:r>
+        <w:rPr>
+          <w:b/>
+          <w:color w:val="7B3FA0"/>
+          <w:sz w:val="20"/>
+        </w:rPr>
+        <w:t>[SHOW: apartheid-era finance officials briefing ANC — archival or graphic]</w:t>
+      </w:r>
+    </w:p>
+    <w:tbl>
+      <w:tblPr>
+        <w:tblStyle w:val="TableGrid"/>
+        <w:tblW w:type="auto" w:w="0"/>
+        <w:tblLayout w:type="fixed"/>
+        <w:tblLook w:firstColumn="1" w:firstRow="1" w:lastColumn="0" w:lastRow="0" w:noHBand="0" w:noVBand="1" w:val="04A0"/>
+      </w:tblPr>
+      <w:tblGrid>
+        <w:gridCol w:w="4320"/>
+        <w:gridCol w:w="4320"/>
+      </w:tblGrid>
+      <w:tr>
+        <w:tc>
+          <w:tcPr>
+            <w:tcW w:type="dxa" w:w="216"/>
+            <w:shd w:val="clear" w:color="auto" w:fill="7b3fa0"/>
+          </w:tcPr>
+          <w:p>
+            <w:r/>
+          </w:p>
+        </w:tc>
+        <w:tc>
+          <w:tcPr>
+            <w:tcW w:type="dxa" w:w="8928"/>
+            <w:shd w:val="clear" w:color="auto" w:fill="f5eeff"/>
+          </w:tcPr>
+          <w:p>
+            <w:pPr>
+              <w:spacing w:before="80"/>
+            </w:pPr>
+            <w:r>
+              <w:rPr>
+                <w:b/>
+                <w:color w:val="7B3FA0"/>
+                <w:sz w:val="18"/>
+              </w:rPr>
+              <w:t>🎨  CUSTOM</w:t>
+            </w:r>
+            <w:r>
+              <w:rPr>
+                <w:sz w:val="18"/>
+              </w:rPr>
+              <w:t xml:space="preserve">  ·  AP / CUSTOM</w:t>
+            </w:r>
+            <w:r>
+              <w:rPr>
+                <w:b/>
+                <w:sz w:val="18"/>
+              </w:rPr>
+              <w:t xml:space="preserve">  SHOT 15</w:t>
+            </w:r>
+          </w:p>
+          <w:p>
+            <w:r>
+              <w:rPr>
+                <w:i/>
+                <w:color w:val="888888"/>
+                <w:sz w:val="18"/>
+              </w:rPr>
+              <w:t>📝 Keys/Manuel context</w:t>
+            </w:r>
+          </w:p>
+        </w:tc>
+      </w:tr>
+    </w:tbl>
+    <w:p>
+      <w:pPr>
+        <w:spacing w:after="80"/>
+      </w:pPr>
+    </w:p>
+    <w:p>
+      <w:pPr>
+        <w:spacing w:after="120"/>
+      </w:pPr>
+      <w:r>
+        <w:rPr>
+          <w:b/>
+          <w:color w:val="555555"/>
+          <w:sz w:val="18"/>
+        </w:rPr>
+        <w:t xml:space="preserve">[VO] </w:t>
+      </w:r>
+      <w:r>
+        <w:t>Finance officials from the old apartheid government briefed the incoming ANC leadership on how bad things were. Trevor Manuel, who would become finance minister, was told the state was close to broke. Mandela would later say he concluded that if negotiations dragged on, a democratic government might inherit an economy beyond recovery — not a damaged economy, a dead one.</w:t>
+      </w:r>
+    </w:p>
+    <w:p>
+      <w:pPr>
+        <w:spacing w:before="160" w:after="80"/>
+        <w:ind w:left="216"/>
+      </w:pPr>
+      <w:r>
+        <w:rPr>
+          <w:b/>
+          <w:color w:val="C0392B"/>
+          <w:sz w:val="20"/>
+        </w:rPr>
+        <w:t>[SHOW: rand falling / business headlines 1994–1995]</w:t>
+      </w:r>
+    </w:p>
+    <w:tbl>
+      <w:tblPr>
+        <w:tblStyle w:val="TableGrid"/>
+        <w:tblW w:type="auto" w:w="0"/>
+        <w:tblLayout w:type="fixed"/>
+        <w:tblLook w:firstColumn="1" w:firstRow="1" w:lastColumn="0" w:lastRow="0" w:noHBand="0" w:noVBand="1" w:val="04A0"/>
+      </w:tblPr>
+      <w:tblGrid>
+        <w:gridCol w:w="4320"/>
+        <w:gridCol w:w="4320"/>
+      </w:tblGrid>
+      <w:tr>
+        <w:tc>
+          <w:tcPr>
+            <w:tcW w:type="dxa" w:w="216"/>
+            <w:shd w:val="clear" w:color="auto" w:fill="c0392b"/>
+          </w:tcPr>
+          <w:p>
+            <w:r/>
+          </w:p>
+        </w:tc>
+        <w:tc>
+          <w:tcPr>
+            <w:tcW w:type="dxa" w:w="8928"/>
+            <w:shd w:val="clear" w:color="auto" w:fill="fff0ee"/>
+          </w:tcPr>
+          <w:p>
+            <w:pPr>
+              <w:spacing w:before="80"/>
+            </w:pPr>
+            <w:r>
+              <w:rPr>
+                <w:b/>
+                <w:color w:val="C0392B"/>
+                <w:sz w:val="18"/>
+              </w:rPr>
+              <w:t>⚖  GENERAL</w:t>
+            </w:r>
+            <w:r>
+              <w:rPr>
+                <w:sz w:val="18"/>
+              </w:rPr>
+              <w:t xml:space="preserve">  ·  AP</w:t>
+            </w:r>
+            <w:r>
+              <w:rPr>
+                <w:b/>
+                <w:sz w:val="18"/>
+              </w:rPr>
+              <w:t xml:space="preserve">  SHOT 16</w:t>
+            </w:r>
+          </w:p>
+          <w:p>
+            <w:r>
+              <w:rPr>
+                <w:i/>
+                <w:color w:val="888888"/>
+                <w:sz w:val="18"/>
+              </w:rPr>
+              <w:t>📝 Market panic</w:t>
+            </w:r>
+          </w:p>
+        </w:tc>
+      </w:tr>
+    </w:tbl>
+    <w:p>
+      <w:pPr>
+        <w:spacing w:after="80"/>
+      </w:pPr>
+    </w:p>
+    <w:p>
+      <w:pPr>
+        <w:spacing w:after="120"/>
+      </w:pPr>
+      <w:r>
+        <w:rPr>
+          <w:b/>
+          <w:color w:val="555555"/>
+          <w:sz w:val="18"/>
+        </w:rPr>
+        <w:t xml:space="preserve">[VO] </w:t>
+      </w:r>
+      <w:r>
+        <w:t>And the markets were watching every word Mandela said. When the ANC talked about nationalisation, money moved. When he repeated the Freedom Charter line about sharing the wealth, white business leaders and foreign investors heard expropriation. The rand wobbled. Capital left. The message from the business world was blunt: move hard on ownership, and we pull out.</w:t>
+      </w:r>
+    </w:p>
+    <w:p>
+      <w:pPr>
+        <w:spacing w:before="160" w:after="80"/>
+        <w:ind w:left="216"/>
+      </w:pPr>
+      <w:r>
+        <w:rPr>
+          <w:b/>
+          <w:color w:val="7B3FA0"/>
+          <w:sz w:val="20"/>
+        </w:rPr>
+        <w:t>[SHOW: document cover — "Growth for All" / SA Foundation 1996]</w:t>
+      </w:r>
+    </w:p>
+    <w:tbl>
+      <w:tblPr>
+        <w:tblStyle w:val="TableGrid"/>
+        <w:tblW w:type="auto" w:w="0"/>
+        <w:tblLayout w:type="fixed"/>
+        <w:tblLook w:firstColumn="1" w:firstRow="1" w:lastColumn="0" w:lastRow="0" w:noHBand="0" w:noVBand="1" w:val="04A0"/>
+      </w:tblPr>
+      <w:tblGrid>
+        <w:gridCol w:w="4320"/>
+        <w:gridCol w:w="4320"/>
+      </w:tblGrid>
+      <w:tr>
+        <w:tc>
+          <w:tcPr>
+            <w:tcW w:type="dxa" w:w="216"/>
+            <w:shd w:val="clear" w:color="auto" w:fill="7b3fa0"/>
+          </w:tcPr>
+          <w:p>
+            <w:r/>
+          </w:p>
+        </w:tc>
+        <w:tc>
+          <w:tcPr>
+            <w:tcW w:type="dxa" w:w="8928"/>
+            <w:shd w:val="clear" w:color="auto" w:fill="f5eeff"/>
+          </w:tcPr>
+          <w:p>
+            <w:pPr>
+              <w:spacing w:before="80"/>
+            </w:pPr>
+            <w:r>
+              <w:rPr>
+                <w:b/>
+                <w:color w:val="7B3FA0"/>
+                <w:sz w:val="18"/>
+              </w:rPr>
+              <w:t>🎨  GENERAL</w:t>
+            </w:r>
+            <w:r>
+              <w:rPr>
+                <w:sz w:val="18"/>
+              </w:rPr>
+              <w:t xml:space="preserve">  ·  CUSTOM</w:t>
+            </w:r>
+            <w:r>
+              <w:rPr>
+                <w:b/>
+                <w:sz w:val="18"/>
+              </w:rPr>
+              <w:t xml:space="preserve">  SHOT 17</w:t>
+            </w:r>
+          </w:p>
+          <w:p>
+            <w:r>
+              <w:rPr>
+                <w:i/>
+                <w:color w:val="888888"/>
+                <w:sz w:val="18"/>
+              </w:rPr>
+              <w:t>📝 Corporate lobby</w:t>
+            </w:r>
+          </w:p>
+        </w:tc>
+      </w:tr>
+    </w:tbl>
+    <w:p>
+      <w:pPr>
+        <w:spacing w:after="80"/>
+      </w:pPr>
+    </w:p>
+    <w:p>
+      <w:pPr>
+        <w:spacing w:after="120"/>
+      </w:pPr>
+      <w:r>
+        <w:rPr>
+          <w:b/>
+          <w:color w:val="555555"/>
+          <w:sz w:val="18"/>
+        </w:rPr>
+        <w:t xml:space="preserve">[VO] </w:t>
+      </w:r>
+      <w:r>
+        <w:t>Then came the lobbying. In 1996, the South African Foundation — a group representing the country's fifty biggest corporations — published a document called Growth for All. It pushed fiscal austerity, labour market flexibility, and privatisation. The IMF and the World Bank were sending the same message from Washington: cut the deficit, open the economy, prove you can run a capitalist country, or you will not get the investment you need to create jobs.</w:t>
+      </w:r>
+    </w:p>
+    <w:p>
+      <w:pPr>
+        <w:spacing w:before="160" w:after="80"/>
+        <w:ind w:left="216"/>
+      </w:pPr>
+      <w:r>
+        <w:rPr>
+          <w:b/>
+          <w:color w:val="7B3FA0"/>
+          <w:sz w:val="20"/>
+        </w:rPr>
+        <w:t>[SHOW: timeline — 1996. Trevor Manuel appointed Finance Minister. Rand dips]</w:t>
+      </w:r>
+    </w:p>
+    <w:tbl>
+      <w:tblPr>
+        <w:tblStyle w:val="TableGrid"/>
+        <w:tblW w:type="auto" w:w="0"/>
+        <w:tblLayout w:type="fixed"/>
+        <w:tblLook w:firstColumn="1" w:firstRow="1" w:lastColumn="0" w:lastRow="0" w:noHBand="0" w:noVBand="1" w:val="04A0"/>
+      </w:tblPr>
+      <w:tblGrid>
+        <w:gridCol w:w="4320"/>
+        <w:gridCol w:w="4320"/>
+      </w:tblGrid>
+      <w:tr>
+        <w:tc>
+          <w:tcPr>
+            <w:tcW w:type="dxa" w:w="216"/>
+            <w:shd w:val="clear" w:color="auto" w:fill="7b3fa0"/>
+          </w:tcPr>
+          <w:p>
+            <w:r/>
+          </w:p>
+        </w:tc>
+        <w:tc>
+          <w:tcPr>
+            <w:tcW w:type="dxa" w:w="8928"/>
+            <w:shd w:val="clear" w:color="auto" w:fill="f5eeff"/>
+          </w:tcPr>
+          <w:p>
+            <w:pPr>
+              <w:spacing w:before="80"/>
+            </w:pPr>
+            <w:r>
+              <w:rPr>
+                <w:b/>
+                <w:color w:val="7B3FA0"/>
+                <w:sz w:val="18"/>
+              </w:rPr>
+              <w:t>🎨  GENERAL</w:t>
+            </w:r>
+            <w:r>
+              <w:rPr>
+                <w:sz w:val="18"/>
+              </w:rPr>
+              <w:t xml:space="preserve">  ·  CUSTOM</w:t>
+            </w:r>
+            <w:r>
+              <w:rPr>
+                <w:b/>
+                <w:sz w:val="18"/>
+              </w:rPr>
+              <w:t xml:space="preserve">  SHOT 19</w:t>
+            </w:r>
+          </w:p>
+        </w:tc>
+      </w:tr>
+    </w:tbl>
+    <w:p>
+      <w:pPr>
+        <w:spacing w:after="80"/>
+      </w:pPr>
+    </w:p>
+    <w:p>
+      <w:pPr>
+        <w:spacing w:after="120"/>
+      </w:pPr>
+      <w:r>
+        <w:rPr>
+          <w:b/>
+          <w:color w:val="555555"/>
+          <w:sz w:val="18"/>
+        </w:rPr>
+        <w:t xml:space="preserve">[VO] </w:t>
+      </w:r>
+      <w:r>
+        <w:t>When Trevor Manuel was appointed finance minister that year, the rand dipped again — not because markets hated him, but because they were still not sure the ANC would keep its nerve on fiscal discipline.</w:t>
+      </w:r>
+    </w:p>
+    <w:p>
+      <w:pPr>
+        <w:spacing w:before="160" w:after="80"/>
+        <w:ind w:left="216"/>
+      </w:pPr>
+      <w:r>
+        <w:rPr>
+          <w:b/>
+          <w:color w:val="7B3FA0"/>
+          <w:sz w:val="20"/>
+        </w:rPr>
+        <w:t>[SHOW: split card — three pressures: inherited wreck / market panic / corporate + IMF pressure]</w:t>
+      </w:r>
+    </w:p>
+    <w:tbl>
+      <w:tblPr>
+        <w:tblStyle w:val="TableGrid"/>
+        <w:tblW w:type="auto" w:w="0"/>
+        <w:tblLayout w:type="fixed"/>
+        <w:tblLook w:firstColumn="1" w:firstRow="1" w:lastColumn="0" w:lastRow="0" w:noHBand="0" w:noVBand="1" w:val="04A0"/>
+      </w:tblPr>
+      <w:tblGrid>
+        <w:gridCol w:w="4320"/>
+        <w:gridCol w:w="4320"/>
+      </w:tblGrid>
+      <w:tr>
+        <w:tc>
+          <w:tcPr>
+            <w:tcW w:type="dxa" w:w="216"/>
+            <w:shd w:val="clear" w:color="auto" w:fill="7b3fa0"/>
+          </w:tcPr>
+          <w:p>
+            <w:r/>
+          </w:p>
+        </w:tc>
+        <w:tc>
+          <w:tcPr>
+            <w:tcW w:type="dxa" w:w="8928"/>
+            <w:shd w:val="clear" w:color="auto" w:fill="f5eeff"/>
+          </w:tcPr>
+          <w:p>
+            <w:pPr>
+              <w:spacing w:before="80"/>
+            </w:pPr>
+            <w:r>
+              <w:rPr>
+                <w:b/>
+                <w:color w:val="7B3FA0"/>
+                <w:sz w:val="18"/>
+              </w:rPr>
+              <w:t>🎨  GENERAL</w:t>
+            </w:r>
+            <w:r>
+              <w:rPr>
+                <w:sz w:val="18"/>
+              </w:rPr>
+              <w:t xml:space="preserve">  ·  CUSTOM</w:t>
+            </w:r>
+            <w:r>
+              <w:rPr>
+                <w:b/>
+                <w:sz w:val="18"/>
+              </w:rPr>
+              <w:t xml:space="preserve">  SHOT 20</w:t>
+            </w:r>
+          </w:p>
+          <w:p>
+            <w:r>
+              <w:rPr>
+                <w:i/>
+                <w:color w:val="888888"/>
+                <w:sz w:val="18"/>
+              </w:rPr>
+              <w:t>📝 **Key why visual**</w:t>
+            </w:r>
+          </w:p>
+        </w:tc>
+      </w:tr>
+    </w:tbl>
+    <w:p>
+      <w:pPr>
+        <w:spacing w:after="80"/>
+      </w:pPr>
+    </w:p>
+    <w:p>
+      <w:pPr>
+        <w:spacing w:after="120"/>
+      </w:pPr>
+      <w:r>
+        <w:rPr>
+          <w:b/>
+          <w:color w:val="555555"/>
+          <w:sz w:val="18"/>
+        </w:rPr>
+        <w:t xml:space="preserve">[VO] </w:t>
+      </w:r>
+      <w:r>
+        <w:t>Mandela was not choosing in a vacuum. He was choosing inside a burning building — an inherited wreck, a panicking market, and corporate South Africa demanding austerity.</w:t>
+      </w:r>
+    </w:p>
+    <w:p>
+      <w:pPr>
+        <w:spacing w:after="120"/>
+      </w:pPr>
+      <w:r>
+        <w:t>He had two paths in front of him.</w:t>
+      </w:r>
+    </w:p>
+    <w:p>
+      <w:pPr>
+        <w:spacing w:after="120"/>
+      </w:pPr>
+      <w:r>
+        <w:t>He could keep the redistribution plan, move hard on who owned the economy, and risk a second wave of capital flight and a currency collapse on day one.</w:t>
+      </w:r>
+    </w:p>
+    <w:p>
+      <w:pPr>
+        <w:spacing w:after="120"/>
+      </w:pPr>
+      <w:r>
+        <w:t>Or he could steady the ship first — cut the deficit, keep investors calm, and trust that growth would eventually reach the poorest.</w:t>
+      </w:r>
+    </w:p>
+    <w:p>
+      <w:pPr>
+        <w:spacing w:before="160" w:after="80"/>
+        <w:ind w:left="216"/>
+      </w:pPr>
+      <w:r>
+        <w:rPr>
+          <w:b/>
+          <w:color w:val="7B3FA0"/>
+          <w:sz w:val="20"/>
+        </w:rPr>
+        <w:t>[SHOW: timeline — 1996. RDP crossed out → GEAR appears]</w:t>
+      </w:r>
+    </w:p>
+    <w:tbl>
+      <w:tblPr>
+        <w:tblStyle w:val="TableGrid"/>
+        <w:tblW w:type="auto" w:w="0"/>
+        <w:tblLayout w:type="fixed"/>
+        <w:tblLook w:firstColumn="1" w:firstRow="1" w:lastColumn="0" w:lastRow="0" w:noHBand="0" w:noVBand="1" w:val="04A0"/>
+      </w:tblPr>
+      <w:tblGrid>
+        <w:gridCol w:w="4320"/>
+        <w:gridCol w:w="4320"/>
+      </w:tblGrid>
+      <w:tr>
+        <w:tc>
+          <w:tcPr>
+            <w:tcW w:type="dxa" w:w="216"/>
+            <w:shd w:val="clear" w:color="auto" w:fill="7b3fa0"/>
+          </w:tcPr>
+          <w:p>
+            <w:r/>
+          </w:p>
+        </w:tc>
+        <w:tc>
+          <w:tcPr>
+            <w:tcW w:type="dxa" w:w="8928"/>
+            <w:shd w:val="clear" w:color="auto" w:fill="f5eeff"/>
+          </w:tcPr>
+          <w:p>
+            <w:pPr>
+              <w:spacing w:before="80"/>
+            </w:pPr>
+            <w:r>
+              <w:rPr>
+                <w:b/>
+                <w:color w:val="7B3FA0"/>
+                <w:sz w:val="18"/>
+              </w:rPr>
+              <w:t>🎨  GENERAL</w:t>
+            </w:r>
+            <w:r>
+              <w:rPr>
+                <w:sz w:val="18"/>
+              </w:rPr>
+              <w:t xml:space="preserve">  ·  CUSTOM</w:t>
+            </w:r>
+            <w:r>
+              <w:rPr>
+                <w:b/>
+                <w:sz w:val="18"/>
+              </w:rPr>
+              <w:t xml:space="preserve">  SHOT 22</w:t>
+            </w:r>
+          </w:p>
+        </w:tc>
+      </w:tr>
+    </w:tbl>
+    <w:p>
+      <w:pPr>
+        <w:spacing w:after="80"/>
+      </w:pPr>
+    </w:p>
+    <w:p>
+      <w:pPr>
+        <w:spacing w:after="120"/>
+      </w:pPr>
+      <w:r>
+        <w:rPr>
+          <w:b/>
+          <w:color w:val="555555"/>
+          <w:sz w:val="18"/>
+        </w:rPr>
+        <w:t xml:space="preserve">[VO] </w:t>
+      </w:r>
+      <w:r>
+        <w:t>In 1996, his government chose the second path. The RDP was effectively sidelined and replaced by GEAR — Growth, Employment and Redistribution — built around budget cuts, privatisation, and fiscal discipline.</w:t>
+      </w:r>
+    </w:p>
+    <w:p>
+      <w:pPr>
+        <w:spacing w:after="120"/>
+      </w:pPr>
+      <w:r>
+        <w:t>Fix the economy now. Redistribute later. That was the bet.</w:t>
+      </w:r>
+    </w:p>
+    <w:p>
+      <w:pPr>
+        <w:spacing w:before="160" w:after="80"/>
+        <w:ind w:left="216"/>
+      </w:pPr>
+      <w:r>
+        <w:rPr>
+          <w:b/>
+          <w:color w:val="7B3FA0"/>
+          <w:sz w:val="20"/>
+        </w:rPr>
+        <w:t>[SHOW: split card — "1990: inconceivable to change" / "1996: privatisation is fundamental policy"]</w:t>
+      </w:r>
+    </w:p>
+    <w:tbl>
+      <w:tblPr>
+        <w:tblStyle w:val="TableGrid"/>
+        <w:tblW w:type="auto" w:w="0"/>
+        <w:tblLayout w:type="fixed"/>
+        <w:tblLook w:firstColumn="1" w:firstRow="1" w:lastColumn="0" w:lastRow="0" w:noHBand="0" w:noVBand="1" w:val="04A0"/>
+      </w:tblPr>
+      <w:tblGrid>
+        <w:gridCol w:w="4320"/>
+        <w:gridCol w:w="4320"/>
+      </w:tblGrid>
+      <w:tr>
+        <w:tc>
+          <w:tcPr>
+            <w:tcW w:type="dxa" w:w="216"/>
+            <w:shd w:val="clear" w:color="auto" w:fill="7b3fa0"/>
+          </w:tcPr>
+          <w:p>
+            <w:r/>
+          </w:p>
+        </w:tc>
+        <w:tc>
+          <w:tcPr>
+            <w:tcW w:type="dxa" w:w="8928"/>
+            <w:shd w:val="clear" w:color="auto" w:fill="f5eeff"/>
+          </w:tcPr>
+          <w:p>
+            <w:pPr>
+              <w:spacing w:before="80"/>
+            </w:pPr>
+            <w:r>
+              <w:rPr>
+                <w:b/>
+                <w:color w:val="7B3FA0"/>
+                <w:sz w:val="18"/>
+              </w:rPr>
+              <w:t>🎨  GENERAL</w:t>
+            </w:r>
+            <w:r>
+              <w:rPr>
+                <w:sz w:val="18"/>
+              </w:rPr>
+              <w:t xml:space="preserve">  ·  CUSTOM</w:t>
+            </w:r>
+            <w:r>
+              <w:rPr>
+                <w:b/>
+                <w:sz w:val="18"/>
+              </w:rPr>
+              <w:t xml:space="preserve">  SHOT 23</w:t>
+            </w:r>
+          </w:p>
+        </w:tc>
+      </w:tr>
+    </w:tbl>
+    <w:p>
+      <w:pPr>
+        <w:spacing w:after="80"/>
+      </w:pPr>
+    </w:p>
+    <w:p>
+      <w:pPr>
+        <w:spacing w:after="120"/>
+      </w:pPr>
+      <w:r>
+        <w:rPr>
+          <w:b/>
+          <w:color w:val="555555"/>
+          <w:sz w:val="18"/>
+        </w:rPr>
+        <w:t xml:space="preserve">[VO] </w:t>
+      </w:r>
+      <w:r>
+        <w:t>And by 1996, the language had flipped. Where Mandela had once said changing course on the economy was inconceivable, his government was now defending privatisation as fundamental policy.</w:t>
+      </w:r>
+    </w:p>
+    <w:p>
+      <w:pPr>
+        <w:spacing w:after="120"/>
+      </w:pPr>
+      <w:r>
+        <w:t>Some biographers describe meetings with Chinese and Vietnamese communist leaders who urged the ANC to open up to private investment instead of nationalising key industries. I am not sure that story is exactly right. But the outcome is documented: the redistribution plan those voters had queued for was dropped, and the firms that already owned the economy kept their property.</w:t>
+      </w:r>
+    </w:p>
+    <w:p>
+      <w:pPr>
+        <w:spacing w:before="160" w:after="80"/>
+        <w:ind w:left="216"/>
+      </w:pPr>
+      <w:r>
+        <w:rPr>
+          <w:b/>
+          <w:color w:val="7B3FA0"/>
+          <w:sz w:val="20"/>
+        </w:rPr>
+        <w:t>[SHOW: title card — "The bet: growth first, redistribution later"]</w:t>
+      </w:r>
+    </w:p>
+    <w:tbl>
+      <w:tblPr>
+        <w:tblStyle w:val="TableGrid"/>
+        <w:tblW w:type="auto" w:w="0"/>
+        <w:tblLayout w:type="fixed"/>
+        <w:tblLook w:firstColumn="1" w:firstRow="1" w:lastColumn="0" w:lastRow="0" w:noHBand="0" w:noVBand="1" w:val="04A0"/>
+      </w:tblPr>
+      <w:tblGrid>
+        <w:gridCol w:w="4320"/>
+        <w:gridCol w:w="4320"/>
+      </w:tblGrid>
+      <w:tr>
+        <w:tc>
+          <w:tcPr>
+            <w:tcW w:type="dxa" w:w="216"/>
+            <w:shd w:val="clear" w:color="auto" w:fill="7b3fa0"/>
+          </w:tcPr>
+          <w:p>
+            <w:r/>
+          </w:p>
+        </w:tc>
+        <w:tc>
+          <w:tcPr>
+            <w:tcW w:type="dxa" w:w="8928"/>
+            <w:shd w:val="clear" w:color="auto" w:fill="f5eeff"/>
+          </w:tcPr>
+          <w:p>
+            <w:pPr>
+              <w:spacing w:before="80"/>
+            </w:pPr>
+            <w:r>
+              <w:rPr>
+                <w:b/>
+                <w:color w:val="7B3FA0"/>
+                <w:sz w:val="18"/>
+              </w:rPr>
+              <w:t>🎨  CUSTOM</w:t>
+            </w:r>
+            <w:r>
+              <w:rPr>
+                <w:sz w:val="18"/>
+              </w:rPr>
+              <w:t xml:space="preserve">  ·  CUSTOM</w:t>
+            </w:r>
+            <w:r>
+              <w:rPr>
+                <w:b/>
+                <w:sz w:val="18"/>
+              </w:rPr>
+              <w:t xml:space="preserve">  SHOT 24</w:t>
+            </w:r>
+          </w:p>
+          <w:p>
+            <w:r>
+              <w:rPr>
+                <w:i/>
+                <w:color w:val="888888"/>
+                <w:sz w:val="18"/>
+              </w:rPr>
+              <w:t>📝 Bridge to S3</w:t>
+            </w:r>
+          </w:p>
+        </w:tc>
+      </w:tr>
+    </w:tbl>
+    <w:p>
+      <w:pPr>
+        <w:spacing w:after="80"/>
+      </w:pPr>
+    </w:p>
+    <w:p>
+      <w:pPr>
+        <w:spacing w:after="120"/>
+      </w:pPr>
+      <w:r>
+        <w:rPr>
+          <w:b/>
+          <w:color w:val="555555"/>
+          <w:sz w:val="18"/>
+        </w:rPr>
+        <w:t xml:space="preserve">[VO] </w:t>
+      </w:r>
+      <w:r>
+        <w:t>For a while, on the growth charts, it looked like Mandela's bet might pay off.</w:t>
+      </w:r>
+    </w:p>
+    <w:p>
+      <w:pPr>
+        <w:spacing w:after="80"/>
+      </w:pPr>
+      <w:r>
+        <w:t>---</w:t>
+      </w:r>
+    </w:p>
+    <w:p>
+      <w:pPr>
+        <w:spacing w:before="360" w:after="120"/>
+        <w:shd w:val="clear" w:color="auto" w:fill="1a1a1a"/>
+        <w:ind w:left="160"/>
+      </w:pPr>
+      <w:r>
+        <w:rPr>
+          <w:b/>
+          <w:color w:val="FFFFFF"/>
+          <w:sz w:val="22"/>
+        </w:rPr>
+        <w:t>SECTION 3 — WHAT THE BET PRODUCED</w:t>
+      </w:r>
+    </w:p>
+    <w:p>
+      <w:pPr>
+        <w:spacing w:before="160" w:after="80"/>
+        <w:ind w:left="216"/>
+      </w:pPr>
+      <w:r>
+        <w:rPr>
+          <w:b/>
+          <w:color w:val="7B3FA0"/>
+          <w:sz w:val="20"/>
+        </w:rPr>
+        <w:t>[SHOW: timeline — 1996–2007 highlighted. GDP line rising]</w:t>
+      </w:r>
+    </w:p>
+    <w:tbl>
+      <w:tblPr>
+        <w:tblStyle w:val="TableGrid"/>
+        <w:tblW w:type="auto" w:w="0"/>
+        <w:tblLayout w:type="fixed"/>
+        <w:tblLook w:firstColumn="1" w:firstRow="1" w:lastColumn="0" w:lastRow="0" w:noHBand="0" w:noVBand="1" w:val="04A0"/>
+      </w:tblPr>
+      <w:tblGrid>
+        <w:gridCol w:w="4320"/>
+        <w:gridCol w:w="4320"/>
+      </w:tblGrid>
+      <w:tr>
+        <w:tc>
+          <w:tcPr>
+            <w:tcW w:type="dxa" w:w="216"/>
+            <w:shd w:val="clear" w:color="auto" w:fill="7b3fa0"/>
+          </w:tcPr>
+          <w:p>
+            <w:r/>
+          </w:p>
+        </w:tc>
+        <w:tc>
+          <w:tcPr>
+            <w:tcW w:type="dxa" w:w="8928"/>
+            <w:shd w:val="clear" w:color="auto" w:fill="f5eeff"/>
+          </w:tcPr>
+          <w:p>
+            <w:pPr>
+              <w:spacing w:before="80"/>
+            </w:pPr>
+            <w:r>
+              <w:rPr>
+                <w:b/>
+                <w:color w:val="7B3FA0"/>
+                <w:sz w:val="18"/>
+              </w:rPr>
+              <w:t>🎨  GENERAL</w:t>
+            </w:r>
+            <w:r>
+              <w:rPr>
+                <w:sz w:val="18"/>
+              </w:rPr>
+              <w:t xml:space="preserve">  ·  CUSTOM</w:t>
+            </w:r>
+            <w:r>
+              <w:rPr>
+                <w:b/>
+                <w:sz w:val="18"/>
+              </w:rPr>
+              <w:t xml:space="preserve">  SHOT 19</w:t>
+            </w:r>
+          </w:p>
+        </w:tc>
+      </w:tr>
+    </w:tbl>
+    <w:p>
+      <w:pPr>
+        <w:spacing w:after="80"/>
+      </w:pPr>
+    </w:p>
+    <w:p>
+      <w:pPr>
+        <w:spacing w:after="120"/>
+      </w:pPr>
+      <w:r>
+        <w:rPr>
+          <w:b/>
+          <w:color w:val="555555"/>
+          <w:sz w:val="18"/>
+        </w:rPr>
+        <w:t xml:space="preserve">[VO] </w:t>
+      </w:r>
+      <w:r>
+        <w:t>From 1996 to 2007, the economy grew about four percent a year. Millions of houses went up. Water and electricity reached communities that had never had them. If you only looked at the headline numbers, Mandela's choice seemed to be working.</w:t>
       </w:r>
     </w:p>
     <w:p>
@@ -1001,17 +2351,7 @@
                 <w:b/>
                 <w:sz w:val="18"/>
               </w:rPr>
-              <w:t xml:space="preserve">  SHOT 14</w:t>
-            </w:r>
-          </w:p>
-          <w:p>
-            <w:r>
-              <w:rPr>
-                <w:i/>
-                <w:color w:val="888888"/>
-                <w:sz w:val="18"/>
-              </w:rPr>
-              <w:t>📝 Inverted proportion — the starkest visual in Section 1</w:t>
+              <w:t xml:space="preserve">  SHOT 25</w:t>
             </w:r>
           </w:p>
         </w:tc>
@@ -1035,23 +2375,7 @@
         <w:t xml:space="preserve">[VO] </w:t>
       </w:r>
       <w:r>
-        <w:t>White South Africans are about seven percent of the population today. They still own roughly seventy-three percent of private farmland. That has barely shifted in thirty years.</w:t>
-      </w:r>
-    </w:p>
-    <w:p>
-      <w:pPr>
-        <w:spacing w:after="120"/>
-      </w:pPr>
-      <w:r>
-        <w:t>The new government did not leave things that way by accident. In the early 1990s, money was leaving the country fast. Investors feared the ANC would seize mines and banks. The currency collapsed. Mandela's government faced a brutal choice: break up white economic power and risk an immediate economic crisis, or keep the old economic structure in place and try to grow the country out of poverty over time.</w:t>
-      </w:r>
-    </w:p>
-    <w:p>
-      <w:pPr>
-        <w:spacing w:after="120"/>
-      </w:pPr>
-      <w:r>
-        <w:t>They chose to keep the structure.</w:t>
+        <w:t>But underneath those numbers, who owned South Africa barely changed. White South Africans are only about seven in every hundred people in the country — and they still own roughly three quarters of private farmland.</w:t>
       </w:r>
     </w:p>
     <w:p>
@@ -1065,431 +2389,7 @@
           <w:color w:val="7B3FA0"/>
           <w:sz w:val="20"/>
         </w:rPr>
-        <w:t>[SHOW: document — "RDP, 1994"]</w:t>
-      </w:r>
-    </w:p>
-    <w:tbl>
-      <w:tblPr>
-        <w:tblStyle w:val="TableGrid"/>
-        <w:tblW w:type="auto" w:w="0"/>
-        <w:tblLayout w:type="fixed"/>
-        <w:tblLook w:firstColumn="1" w:firstRow="1" w:lastColumn="0" w:lastRow="0" w:noHBand="0" w:noVBand="1" w:val="04A0"/>
-      </w:tblPr>
-      <w:tblGrid>
-        <w:gridCol w:w="4320"/>
-        <w:gridCol w:w="4320"/>
-      </w:tblGrid>
-      <w:tr>
-        <w:tc>
-          <w:tcPr>
-            <w:tcW w:type="dxa" w:w="216"/>
-            <w:shd w:val="clear" w:color="auto" w:fill="7b3fa0"/>
-          </w:tcPr>
-          <w:p>
-            <w:r/>
-          </w:p>
-        </w:tc>
-        <w:tc>
-          <w:tcPr>
-            <w:tcW w:type="dxa" w:w="8928"/>
-            <w:shd w:val="clear" w:color="auto" w:fill="f5eeff"/>
-          </w:tcPr>
-          <w:p>
-            <w:pPr>
-              <w:spacing w:before="80"/>
-            </w:pPr>
-            <w:r>
-              <w:rPr>
-                <w:b/>
-                <w:color w:val="7B3FA0"/>
-                <w:sz w:val="18"/>
-              </w:rPr>
-              <w:t>🎨  GENERAL</w:t>
-            </w:r>
-            <w:r>
-              <w:rPr>
-                <w:sz w:val="18"/>
-              </w:rPr>
-              <w:t xml:space="preserve">  ·  CUSTOM</w:t>
-            </w:r>
-            <w:r>
-              <w:rPr>
-                <w:b/>
-                <w:sz w:val="18"/>
-              </w:rPr>
-              <w:t xml:space="preserve">  SHOT 15</w:t>
-            </w:r>
-          </w:p>
-          <w:p>
-            <w:r>
-              <w:rPr>
-                <w:i/>
-                <w:color w:val="888888"/>
-                <w:sz w:val="18"/>
-              </w:rPr>
-              <w:t>📝 Clean document graphic — warm colours</w:t>
-            </w:r>
-          </w:p>
-        </w:tc>
-      </w:tr>
-    </w:tbl>
-    <w:p>
-      <w:pPr>
-        <w:spacing w:after="80"/>
-      </w:pPr>
-    </w:p>
-    <w:p>
-      <w:pPr>
-        <w:spacing w:after="120"/>
-      </w:pPr>
-      <w:r>
-        <w:rPr>
-          <w:b/>
-          <w:color w:val="555555"/>
-          <w:sz w:val="18"/>
-        </w:rPr>
-        <w:t xml:space="preserve">[VO] </w:t>
-      </w:r>
-      <w:r>
-        <w:t>They still had a plan to spread opportunity. It was called the RDP — the Reconstruction and Development Programme. The idea was to double the share of national income going to the poorest forty percent of South Africans within a decade, using the state to invest directly in housing, jobs, and services.</w:t>
-      </w:r>
-    </w:p>
-    <w:p>
-      <w:pPr>
-        <w:spacing w:before="160" w:after="80"/>
-        <w:ind w:left="216"/>
-      </w:pPr>
-      <w:r>
-        <w:rPr>
-          <w:b/>
-          <w:color w:val="7B3FA0"/>
-          <w:sz w:val="20"/>
-        </w:rPr>
-        <w:t>[SHOW: timeline — 1996. RDP crossed out → GEAR appears]</w:t>
-      </w:r>
-    </w:p>
-    <w:tbl>
-      <w:tblPr>
-        <w:tblStyle w:val="TableGrid"/>
-        <w:tblW w:type="auto" w:w="0"/>
-        <w:tblLayout w:type="fixed"/>
-        <w:tblLook w:firstColumn="1" w:firstRow="1" w:lastColumn="0" w:lastRow="0" w:noHBand="0" w:noVBand="1" w:val="04A0"/>
-      </w:tblPr>
-      <w:tblGrid>
-        <w:gridCol w:w="4320"/>
-        <w:gridCol w:w="4320"/>
-      </w:tblGrid>
-      <w:tr>
-        <w:tc>
-          <w:tcPr>
-            <w:tcW w:type="dxa" w:w="216"/>
-            <w:shd w:val="clear" w:color="auto" w:fill="7b3fa0"/>
-          </w:tcPr>
-          <w:p>
-            <w:r/>
-          </w:p>
-        </w:tc>
-        <w:tc>
-          <w:tcPr>
-            <w:tcW w:type="dxa" w:w="8928"/>
-            <w:shd w:val="clear" w:color="auto" w:fill="f5eeff"/>
-          </w:tcPr>
-          <w:p>
-            <w:pPr>
-              <w:spacing w:before="80"/>
-            </w:pPr>
-            <w:r>
-              <w:rPr>
-                <w:b/>
-                <w:color w:val="7B3FA0"/>
-                <w:sz w:val="18"/>
-              </w:rPr>
-              <w:t>🎨  GENERAL</w:t>
-            </w:r>
-            <w:r>
-              <w:rPr>
-                <w:sz w:val="18"/>
-              </w:rPr>
-              <w:t xml:space="preserve">  ·  CUSTOM</w:t>
-            </w:r>
-            <w:r>
-              <w:rPr>
-                <w:b/>
-                <w:sz w:val="18"/>
-              </w:rPr>
-              <w:t xml:space="preserve">  SHOT 18</w:t>
-            </w:r>
-          </w:p>
-          <w:p>
-            <w:r>
-              <w:rPr>
-                <w:i/>
-                <w:color w:val="888888"/>
-                <w:sz w:val="18"/>
-              </w:rPr>
-              <w:t>📝 Simple text card — let "Redistribution" in the acronym linger ironically</w:t>
-            </w:r>
-          </w:p>
-        </w:tc>
-      </w:tr>
-    </w:tbl>
-    <w:p>
-      <w:pPr>
-        <w:spacing w:after="80"/>
-      </w:pPr>
-    </w:p>
-    <w:p>
-      <w:pPr>
-        <w:spacing w:after="120"/>
-      </w:pPr>
-      <w:r>
-        <w:rPr>
-          <w:b/>
-          <w:color w:val="555555"/>
-          <w:sz w:val="18"/>
-        </w:rPr>
-        <w:t xml:space="preserve">[VO] </w:t>
-      </w:r>
-      <w:r>
-        <w:t>In 1996, that plan was dropped.</w:t>
-      </w:r>
-    </w:p>
-    <w:p>
-      <w:pPr>
-        <w:spacing w:after="120"/>
-      </w:pPr>
-      <w:r>
-        <w:t>It was replaced by a new policy called GEAR — Growth, Employment and Redistribution. Where the RDP relied on the state to redistribute wealth, GEAR relied on budget cuts, privatisation, and market-led growth. South Africa's fifty largest corporations had pushed for exactly that approach in a document called "Growth for All," and the government adopted most of it.</w:t>
-      </w:r>
-    </w:p>
-    <w:p>
-      <w:pPr>
-        <w:spacing w:after="120"/>
-      </w:pPr>
-      <w:r>
-        <w:t>The ANC had won political power. The corporations had kept their property.</w:t>
-      </w:r>
-    </w:p>
-    <w:p>
-      <w:pPr>
-        <w:spacing w:after="120"/>
-      </w:pPr>
-      <w:r>
-        <w:t>That decision in 1996 is the fork in the road. Most of what follows — good and bad — branches from there.</w:t>
-      </w:r>
-    </w:p>
-    <w:p>
-      <w:pPr>
-        <w:spacing w:after="80"/>
-      </w:pPr>
-      <w:r>
-        <w:t>---</w:t>
-      </w:r>
-    </w:p>
-    <w:p>
-      <w:pPr>
-        <w:spacing w:before="360" w:after="120"/>
-        <w:shd w:val="clear" w:color="auto" w:fill="1a1a1a"/>
-        <w:ind w:left="160"/>
-      </w:pPr>
-      <w:r>
-        <w:rPr>
-          <w:b/>
-          <w:color w:val="FFFFFF"/>
-          <w:sz w:val="22"/>
-        </w:rPr>
-        <w:t>SECTION 2 — 1996 TO 2009: GROWTH ON PAPER, STAGNATION UNDERNEATH</w:t>
-      </w:r>
-    </w:p>
-    <w:p>
-      <w:pPr>
-        <w:spacing w:before="160" w:after="80"/>
-        <w:ind w:left="216"/>
-      </w:pPr>
-      <w:r>
-        <w:rPr>
-          <w:b/>
-          <w:color w:val="1A6EA8"/>
-          <w:sz w:val="20"/>
-        </w:rPr>
-        <w:t>[SHOW: timeline — 1996–2007 highlighted. GDP line rising]</w:t>
-      </w:r>
-    </w:p>
-    <w:tbl>
-      <w:tblPr>
-        <w:tblStyle w:val="TableGrid"/>
-        <w:tblW w:type="auto" w:w="0"/>
-        <w:tblLayout w:type="fixed"/>
-        <w:tblLook w:firstColumn="1" w:firstRow="1" w:lastColumn="0" w:lastRow="0" w:noHBand="0" w:noVBand="1" w:val="04A0"/>
-      </w:tblPr>
-      <w:tblGrid>
-        <w:gridCol w:w="4320"/>
-        <w:gridCol w:w="4320"/>
-      </w:tblGrid>
-      <w:tr>
-        <w:tc>
-          <w:tcPr>
-            <w:tcW w:type="dxa" w:w="216"/>
-            <w:shd w:val="clear" w:color="auto" w:fill="1a6ea8"/>
-          </w:tcPr>
-          <w:p>
-            <w:r/>
-          </w:p>
-        </w:tc>
-        <w:tc>
-          <w:tcPr>
-            <w:tcW w:type="dxa" w:w="8928"/>
-            <w:shd w:val="clear" w:color="auto" w:fill="e8f4fd"/>
-          </w:tcPr>
-          <w:p>
-            <w:pPr>
-              <w:spacing w:before="80"/>
-            </w:pPr>
-            <w:r>
-              <w:rPr>
-                <w:b/>
-                <w:color w:val="1A6EA8"/>
-                <w:sz w:val="18"/>
-              </w:rPr>
-              <w:t>🔍  GENERAL</w:t>
-            </w:r>
-          </w:p>
-        </w:tc>
-      </w:tr>
-    </w:tbl>
-    <w:p>
-      <w:pPr>
-        <w:spacing w:after="80"/>
-      </w:pPr>
-    </w:p>
-    <w:p>
-      <w:pPr>
-        <w:spacing w:after="120"/>
-      </w:pPr>
-      <w:r>
-        <w:rPr>
-          <w:b/>
-          <w:color w:val="555555"/>
-          <w:sz w:val="18"/>
-        </w:rPr>
-        <w:t xml:space="preserve">[VO] </w:t>
-      </w:r>
-      <w:r>
-        <w:t>From 1996 to 2007, the economy did grow — about four percent a year on average. Millions of Black South Africans got formal jobs for the first time. On the surface, the bet that growth would eventually reach everyone looked like it might work.</w:t>
-      </w:r>
-    </w:p>
-    <w:p>
-      <w:pPr>
-        <w:spacing w:before="160" w:after="80"/>
-        <w:ind w:left="216"/>
-      </w:pPr>
-      <w:r>
-        <w:rPr>
-          <w:b/>
-          <w:color w:val="1A6EA8"/>
-          <w:sz w:val="20"/>
-        </w:rPr>
-        <w:t>[SHOW: montage — houses, water pipes, classrooms]</w:t>
-      </w:r>
-    </w:p>
-    <w:tbl>
-      <w:tblPr>
-        <w:tblStyle w:val="TableGrid"/>
-        <w:tblW w:type="auto" w:w="0"/>
-        <w:tblLayout w:type="fixed"/>
-        <w:tblLook w:firstColumn="1" w:firstRow="1" w:lastColumn="0" w:lastRow="0" w:noHBand="0" w:noVBand="1" w:val="04A0"/>
-      </w:tblPr>
-      <w:tblGrid>
-        <w:gridCol w:w="4320"/>
-        <w:gridCol w:w="4320"/>
-      </w:tblGrid>
-      <w:tr>
-        <w:tc>
-          <w:tcPr>
-            <w:tcW w:type="dxa" w:w="216"/>
-            <w:shd w:val="clear" w:color="auto" w:fill="1a6ea8"/>
-          </w:tcPr>
-          <w:p>
-            <w:r/>
-          </w:p>
-        </w:tc>
-        <w:tc>
-          <w:tcPr>
-            <w:tcW w:type="dxa" w:w="8928"/>
-            <w:shd w:val="clear" w:color="auto" w:fill="e8f4fd"/>
-          </w:tcPr>
-          <w:p>
-            <w:pPr>
-              <w:spacing w:before="80"/>
-            </w:pPr>
-            <w:r>
-              <w:rPr>
-                <w:b/>
-                <w:color w:val="1A6EA8"/>
-                <w:sz w:val="18"/>
-              </w:rPr>
-              <w:t>🔍  GENERAL</w:t>
-            </w:r>
-            <w:r>
-              <w:rPr>
-                <w:sz w:val="18"/>
-              </w:rPr>
-              <w:t xml:space="preserve">  ·  AP / E</w:t>
-            </w:r>
-            <w:r>
-              <w:rPr>
-                <w:b/>
-                <w:sz w:val="18"/>
-              </w:rPr>
-              <w:t xml:space="preserve">  SHOT 26</w:t>
-            </w:r>
-          </w:p>
-          <w:p>
-            <w:r>
-              <w:rPr>
-                <w:i/>
-                <w:color w:val="888888"/>
-                <w:sz w:val="18"/>
-              </w:rPr>
-              <w:t>📝 Getty: "South Africa RDP houses" / "water delivery South Africa"</w:t>
-            </w:r>
-          </w:p>
-        </w:tc>
-      </w:tr>
-    </w:tbl>
-    <w:p>
-      <w:pPr>
-        <w:spacing w:after="80"/>
-      </w:pPr>
-    </w:p>
-    <w:p>
-      <w:pPr>
-        <w:spacing w:after="120"/>
-      </w:pPr>
-      <w:r>
-        <w:rPr>
-          <w:b/>
-          <w:color w:val="555555"/>
-          <w:sz w:val="18"/>
-        </w:rPr>
-        <w:t xml:space="preserve">[VO] </w:t>
-      </w:r>
-      <w:r>
-        <w:t>The government also delivered real improvements in this period. Millions of houses were built. Running water and electricity reached communities that had never had them. A social grant system was created — today it supports about eighteen million people, roughly a third of the country. Without those grants, poverty would be far worse. That is a genuine achievement.</w:t>
-      </w:r>
-    </w:p>
-    <w:p>
-      <w:pPr>
-        <w:spacing w:before="160" w:after="80"/>
-        <w:ind w:left="216"/>
-      </w:pPr>
-      <w:r>
-        <w:rPr>
-          <w:b/>
-          <w:color w:val="7B3FA0"/>
-          <w:sz w:val="20"/>
-        </w:rPr>
-        <w:t>[SHOW: inequality dial — 0.63. World map — SA darkest]</w:t>
+        <w:t>[SHOW: timeline — 1997 highlighted. Org chart — QUALIFIED → LOYAL]</w:t>
       </w:r>
     </w:p>
     <w:tbl>
@@ -1541,17 +2441,7 @@
                 <w:b/>
                 <w:sz w:val="18"/>
               </w:rPr>
-              <w:t xml:space="preserve">  SHOT 23</w:t>
-            </w:r>
-          </w:p>
-          <w:p>
-            <w:r>
-              <w:rPr>
-                <w:i/>
-                <w:color w:val="888888"/>
-                <w:sz w:val="18"/>
-              </w:rPr>
-              <w:t>📝 Animated Gini meter — Germany 0.31, Brazil 0.52, SA 0.63 — hold on 0.63 for 3 full seconds</w:t>
+              <w:t xml:space="preserve">  SHOT 21</w:t>
             </w:r>
           </w:p>
         </w:tc>
@@ -1575,192 +2465,15 @@
         <w:t xml:space="preserve">[VO] </w:t>
       </w:r>
       <w:r>
-        <w:t>But underneath the growth, inequality barely moved. South Africa remained — and remains — the most unequal major country on earth. The wealth at the top did not spread to the bottom, because the people who owned the economy had not changed.</w:t>
+        <w:t>Because the private economy stayed closed to most Black South Africans, the state became the main route to wealth. In 1997, the ANC formalised cadre deployment — placing loyal party members in senior jobs across government and state companies like Eskom, the national electricity utility.</w:t>
       </w:r>
     </w:p>
     <w:p>
       <w:pPr>
-        <w:spacing w:before="160" w:after="80"/>
-        <w:ind w:left="216"/>
+        <w:spacing w:after="120"/>
       </w:pPr>
       <w:r>
-        <w:rPr>
-          <w:b/>
-          <w:color w:val="1A6EA8"/>
-          <w:sz w:val="20"/>
-        </w:rPr>
-        <w:t>[SHOW: timeline — 1997 highlighted]</w:t>
-      </w:r>
-    </w:p>
-    <w:tbl>
-      <w:tblPr>
-        <w:tblStyle w:val="TableGrid"/>
-        <w:tblW w:type="auto" w:w="0"/>
-        <w:tblLayout w:type="fixed"/>
-        <w:tblLook w:firstColumn="1" w:firstRow="1" w:lastColumn="0" w:lastRow="0" w:noHBand="0" w:noVBand="1" w:val="04A0"/>
-      </w:tblPr>
-      <w:tblGrid>
-        <w:gridCol w:w="4320"/>
-        <w:gridCol w:w="4320"/>
-      </w:tblGrid>
-      <w:tr>
-        <w:tc>
-          <w:tcPr>
-            <w:tcW w:type="dxa" w:w="216"/>
-            <w:shd w:val="clear" w:color="auto" w:fill="1a6ea8"/>
-          </w:tcPr>
-          <w:p>
-            <w:r/>
-          </w:p>
-        </w:tc>
-        <w:tc>
-          <w:tcPr>
-            <w:tcW w:type="dxa" w:w="8928"/>
-            <w:shd w:val="clear" w:color="auto" w:fill="e8f4fd"/>
-          </w:tcPr>
-          <w:p>
-            <w:pPr>
-              <w:spacing w:before="80"/>
-            </w:pPr>
-            <w:r>
-              <w:rPr>
-                <w:b/>
-                <w:color w:val="1A6EA8"/>
-                <w:sz w:val="18"/>
-              </w:rPr>
-              <w:t>🔍  GENERAL</w:t>
-            </w:r>
-          </w:p>
-        </w:tc>
-      </w:tr>
-    </w:tbl>
-    <w:p>
-      <w:pPr>
-        <w:spacing w:after="80"/>
-      </w:pPr>
-    </w:p>
-    <w:p>
-      <w:pPr>
-        <w:spacing w:after="120"/>
-      </w:pPr>
-      <w:r>
-        <w:rPr>
-          <w:b/>
-          <w:color w:val="555555"/>
-          <w:sz w:val="18"/>
-        </w:rPr>
-        <w:t xml:space="preserve">[VO] </w:t>
-      </w:r>
-      <w:r>
-        <w:t>In 1997, the ANC formalised a policy called cadre deployment. That means placing loyal party members in senior jobs across government and state-owned companies. At first, the logic made sense: the old civil service had been built under apartheid, and the new government needed people it could trust.</w:t>
-      </w:r>
-    </w:p>
-    <w:p>
-      <w:pPr>
-        <w:spacing w:after="120"/>
-      </w:pPr>
-      <w:r>
-        <w:t>The problem is what that policy turned into over time. Because the private economy was still largely closed to the majority, the state became the main route to economic opportunity — through government contracts, procurement deals, and appointments at companies like the national electricity utility, Eskom. When the state is the main path to wealth, jobs go to loyalty as often as to skill. Institutions slowly stop working the way they are supposed to.</w:t>
-      </w:r>
-    </w:p>
-    <w:p>
-      <w:pPr>
-        <w:spacing w:before="160" w:after="80"/>
-        <w:ind w:left="216"/>
-      </w:pPr>
-      <w:r>
-        <w:rPr>
-          <w:b/>
-          <w:color w:val="1A6EA8"/>
-          <w:sz w:val="20"/>
-        </w:rPr>
-        <w:t>[SHOW: timeline — 2007. Eskom logo]</w:t>
-      </w:r>
-    </w:p>
-    <w:tbl>
-      <w:tblPr>
-        <w:tblStyle w:val="TableGrid"/>
-        <w:tblW w:type="auto" w:w="0"/>
-        <w:tblLayout w:type="fixed"/>
-        <w:tblLook w:firstColumn="1" w:firstRow="1" w:lastColumn="0" w:lastRow="0" w:noHBand="0" w:noVBand="1" w:val="04A0"/>
-      </w:tblPr>
-      <w:tblGrid>
-        <w:gridCol w:w="4320"/>
-        <w:gridCol w:w="4320"/>
-      </w:tblGrid>
-      <w:tr>
-        <w:tc>
-          <w:tcPr>
-            <w:tcW w:type="dxa" w:w="216"/>
-            <w:shd w:val="clear" w:color="auto" w:fill="1a6ea8"/>
-          </w:tcPr>
-          <w:p>
-            <w:r/>
-          </w:p>
-        </w:tc>
-        <w:tc>
-          <w:tcPr>
-            <w:tcW w:type="dxa" w:w="8928"/>
-            <w:shd w:val="clear" w:color="auto" w:fill="e8f4fd"/>
-          </w:tcPr>
-          <w:p>
-            <w:pPr>
-              <w:spacing w:before="80"/>
-            </w:pPr>
-            <w:r>
-              <w:rPr>
-                <w:b/>
-                <w:color w:val="1A6EA8"/>
-                <w:sz w:val="18"/>
-              </w:rPr>
-              <w:t>🔍  GENERAL</w:t>
-            </w:r>
-            <w:r>
-              <w:rPr>
-                <w:sz w:val="18"/>
-              </w:rPr>
-              <w:t xml:space="preserve">  ·  AP / W</w:t>
-            </w:r>
-            <w:r>
-              <w:rPr>
-                <w:b/>
-                <w:sz w:val="18"/>
-              </w:rPr>
-              <w:t xml:space="preserve">  SHOT 31</w:t>
-            </w:r>
-          </w:p>
-          <w:p>
-            <w:r>
-              <w:rPr>
-                <w:i/>
-                <w:color w:val="888888"/>
-                <w:sz w:val="18"/>
-              </w:rPr>
-              <w:t>📝 Wikimedia: Eskom Koeberg / Matimba historical photos</w:t>
-            </w:r>
-          </w:p>
-        </w:tc>
-      </w:tr>
-    </w:tbl>
-    <w:p>
-      <w:pPr>
-        <w:spacing w:after="80"/>
-      </w:pPr>
-    </w:p>
-    <w:p>
-      <w:pPr>
-        <w:spacing w:after="120"/>
-      </w:pPr>
-      <w:r>
-        <w:rPr>
-          <w:b/>
-          <w:color w:val="555555"/>
-          <w:sz w:val="18"/>
-        </w:rPr>
-        <w:t xml:space="preserve">[VO] </w:t>
-      </w:r>
-      <w:r>
-        <w:t>By 2007, Eskom — which had once been one of the best power utilities in the world — was already weakening. The government announced two huge new power stations to meet rising demand. They would take more than a decade to finish and cost nearly double the original budget.</w:t>
+        <w:t>When loyalty matters as much as skill, institutions slowly stop working. The ANC had political power but not economic power, so opportunity got handed out through appointments and contracts instead.</w:t>
       </w:r>
     </w:p>
     <w:p>
@@ -1826,17 +2539,7 @@
                 <w:b/>
                 <w:sz w:val="18"/>
               </w:rPr>
-              <w:t xml:space="preserve">  SHOT 49</w:t>
-            </w:r>
-          </w:p>
-          <w:p>
-            <w:r>
-              <w:rPr>
-                <w:i/>
-                <w:color w:val="888888"/>
-                <w:sz w:val="18"/>
-              </w:rPr>
-              <w:t>📝 Rising trend line — the democratic arc going the wrong direction</w:t>
+              <w:t xml:space="preserve">  SHOT 22</w:t>
             </w:r>
           </w:p>
         </w:tc>
@@ -1860,7 +2563,105 @@
         <w:t xml:space="preserve">[VO] </w:t>
       </w:r>
       <w:r>
-        <w:t>Youth unemployment was already climbing too — from forty-three percent when democracy began to around fifty percent by 2007. The deeper problems were already visible long before the president most people blame for corruption took office.</w:t>
+        <w:t>Youth unemployment was already climbing before Jacob Zuma ever became president — from forty-three percent at democracy to around fifty percent by 2007.</w:t>
+      </w:r>
+    </w:p>
+    <w:p>
+      <w:pPr>
+        <w:spacing w:before="160" w:after="80"/>
+        <w:ind w:left="216"/>
+      </w:pPr>
+      <w:r>
+        <w:rPr>
+          <w:b/>
+          <w:color w:val="C0392B"/>
+          <w:sz w:val="20"/>
+        </w:rPr>
+        <w:t>[SHOW: Mandela campaigning 1999 — archival]</w:t>
+      </w:r>
+    </w:p>
+    <w:tbl>
+      <w:tblPr>
+        <w:tblStyle w:val="TableGrid"/>
+        <w:tblW w:type="auto" w:w="0"/>
+        <w:tblLayout w:type="fixed"/>
+        <w:tblLook w:firstColumn="1" w:firstRow="1" w:lastColumn="0" w:lastRow="0" w:noHBand="0" w:noVBand="1" w:val="04A0"/>
+      </w:tblPr>
+      <w:tblGrid>
+        <w:gridCol w:w="4320"/>
+        <w:gridCol w:w="4320"/>
+      </w:tblGrid>
+      <w:tr>
+        <w:tc>
+          <w:tcPr>
+            <w:tcW w:type="dxa" w:w="216"/>
+            <w:shd w:val="clear" w:color="auto" w:fill="c0392b"/>
+          </w:tcPr>
+          <w:p>
+            <w:r/>
+          </w:p>
+        </w:tc>
+        <w:tc>
+          <w:tcPr>
+            <w:tcW w:type="dxa" w:w="8928"/>
+            <w:shd w:val="clear" w:color="auto" w:fill="fff0ee"/>
+          </w:tcPr>
+          <w:p>
+            <w:pPr>
+              <w:spacing w:before="80"/>
+            </w:pPr>
+            <w:r>
+              <w:rPr>
+                <w:b/>
+                <w:color w:val="C0392B"/>
+                <w:sz w:val="18"/>
+              </w:rPr>
+              <w:t>⚖  ARCHIVE</w:t>
+            </w:r>
+            <w:r>
+              <w:rPr>
+                <w:sz w:val="18"/>
+              </w:rPr>
+              <w:t xml:space="preserve">  ·  AP</w:t>
+            </w:r>
+            <w:r>
+              <w:rPr>
+                <w:b/>
+                <w:sz w:val="18"/>
+              </w:rPr>
+              <w:t xml:space="preserve">  SHOT 23</w:t>
+            </w:r>
+          </w:p>
+        </w:tc>
+      </w:tr>
+    </w:tbl>
+    <w:p>
+      <w:pPr>
+        <w:spacing w:after="80"/>
+      </w:pPr>
+    </w:p>
+    <w:p>
+      <w:pPr>
+        <w:spacing w:after="120"/>
+      </w:pPr>
+      <w:r>
+        <w:rPr>
+          <w:b/>
+          <w:color w:val="555555"/>
+          <w:sz w:val="18"/>
+        </w:rPr>
+        <w:t xml:space="preserve">[VO] </w:t>
+      </w:r>
+      <w:r>
+        <w:t>Mandela spent his presidency defending that trade-off. In 1999, asked about unemployment, he said the government had to cut inflation and the budget deficit first — which meant slashing public spending — and that South Africa simply did not have the resources yet to fix the jobs crisis at the speed people expected.</w:t>
+      </w:r>
+    </w:p>
+    <w:p>
+      <w:pPr>
+        <w:spacing w:after="120"/>
+      </w:pPr>
+      <w:r>
+        <w:t>He knew the jobs crisis was not fixed. He was explaining why.</w:t>
       </w:r>
     </w:p>
     <w:p>
@@ -1883,7 +2684,7 @@
           <w:color w:val="FFFFFF"/>
           <w:sz w:val="22"/>
         </w:rPr>
-        <w:t>SECTION 3 — 2009 TO 2018: CORRUPTION GOT WORSE — BUT THE CRACKS WERE ALREADY THERE</w:t>
+        <w:t>SECTION 4 — THIRTY YEARS ON</w:t>
       </w:r>
     </w:p>
     <w:p>
@@ -1897,7 +2698,7 @@
           <w:color w:val="1A6EA8"/>
           <w:sz w:val="20"/>
         </w:rPr>
-        <w:t>[SHOW: timeline — 2009 highlighted]</w:t>
+        <w:t>[SHOW: timeline — 2009–2024 highlighted]</w:t>
       </w:r>
     </w:p>
     <w:tbl>
@@ -1960,15 +2761,107 @@
         <w:t xml:space="preserve">[VO] </w:t>
       </w:r>
       <w:r>
-        <w:t>In 2009, Jacob Zuma became president. This is the period most international viewers know about — and the corruption in these years was real and enormous.</w:t>
+        <w:t>Mandela left office in 1999. No president after him reversed that 1996 choice.</w:t>
       </w:r>
     </w:p>
     <w:p>
       <w:pPr>
+        <w:spacing w:before="160" w:after="80"/>
+        <w:ind w:left="216"/>
+      </w:pPr>
+      <w:r>
+        <w:rPr>
+          <w:b/>
+          <w:color w:val="C0392B"/>
+          <w:sz w:val="20"/>
+        </w:rPr>
+        <w:t>[SHOW: Zuma / Gupta headlines — brief montage]</w:t>
+      </w:r>
+    </w:p>
+    <w:tbl>
+      <w:tblPr>
+        <w:tblStyle w:val="TableGrid"/>
+        <w:tblW w:type="auto" w:w="0"/>
+        <w:tblLayout w:type="fixed"/>
+        <w:tblLook w:firstColumn="1" w:firstRow="1" w:lastColumn="0" w:lastRow="0" w:noHBand="0" w:noVBand="1" w:val="04A0"/>
+      </w:tblPr>
+      <w:tblGrid>
+        <w:gridCol w:w="4320"/>
+        <w:gridCol w:w="4320"/>
+      </w:tblGrid>
+      <w:tr>
+        <w:tc>
+          <w:tcPr>
+            <w:tcW w:type="dxa" w:w="216"/>
+            <w:shd w:val="clear" w:color="auto" w:fill="c0392b"/>
+          </w:tcPr>
+          <w:p>
+            <w:r/>
+          </w:p>
+        </w:tc>
+        <w:tc>
+          <w:tcPr>
+            <w:tcW w:type="dxa" w:w="8928"/>
+            <w:shd w:val="clear" w:color="auto" w:fill="fff0ee"/>
+          </w:tcPr>
+          <w:p>
+            <w:pPr>
+              <w:spacing w:before="80"/>
+            </w:pPr>
+            <w:r>
+              <w:rPr>
+                <w:b/>
+                <w:color w:val="C0392B"/>
+                <w:sz w:val="18"/>
+              </w:rPr>
+              <w:t>⚖  GENERAL</w:t>
+            </w:r>
+            <w:r>
+              <w:rPr>
+                <w:sz w:val="18"/>
+              </w:rPr>
+              <w:t xml:space="preserve">  ·  AP</w:t>
+            </w:r>
+            <w:r>
+              <w:rPr>
+                <w:b/>
+                <w:sz w:val="18"/>
+              </w:rPr>
+              <w:t xml:space="preserve">  SHOT 24</w:t>
+            </w:r>
+          </w:p>
+          <w:p>
+            <w:r>
+              <w:rPr>
+                <w:i/>
+                <w:color w:val="888888"/>
+                <w:sz w:val="18"/>
+              </w:rPr>
+              <w:t>📝 Accelerant, not thesis</w:t>
+            </w:r>
+          </w:p>
+        </w:tc>
+      </w:tr>
+    </w:tbl>
+    <w:p>
+      <w:pPr>
+        <w:spacing w:after="80"/>
+      </w:pPr>
+    </w:p>
+    <w:p>
+      <w:pPr>
         <w:spacing w:after="120"/>
       </w:pPr>
       <w:r>
-        <w:t>A wealthy business family, the Guptas, gained influence over cabinet appointments and state contracts. Billions of rand — South Africa's currency — were diverted from public institutions like Eskom and the national rail company into private pockets. A public inquiry called the Zondo Commission, which ran for three years from 2018, documented hundreds of people and thousands of pages of evidence.</w:t>
+        <w:rPr>
+          <w:b/>
+          <w:color w:val="555555"/>
+          <w:sz w:val="18"/>
+        </w:rPr>
+        <w:t xml:space="preserve">[VO] </w:t>
+      </w:r>
+      <w:r>
+        <w:t>Jacob Zuma's presidency from 2009 to 2018 brought looting on a scale the Zondo Commission would later document in thousands of pages. That made everything worse, faster — but it did not start the fire.</w:t>
       </w:r>
     </w:p>
     <w:p>
@@ -1982,7 +2875,84 @@
           <w:color w:val="1A6EA8"/>
           <w:sz w:val="20"/>
         </w:rPr>
-        <w:t>[SHOW: timeline — full period. Inequality flat. Youth unemployment rising through Zuma era]</w:t>
+        <w:t>[SHOW: land reform — target 30% by 2014 / actual 11% by 2024]</w:t>
+      </w:r>
+    </w:p>
+    <w:tbl>
+      <w:tblPr>
+        <w:tblStyle w:val="TableGrid"/>
+        <w:tblW w:type="auto" w:w="0"/>
+        <w:tblLayout w:type="fixed"/>
+        <w:tblLook w:firstColumn="1" w:firstRow="1" w:lastColumn="0" w:lastRow="0" w:noHBand="0" w:noVBand="1" w:val="04A0"/>
+      </w:tblPr>
+      <w:tblGrid>
+        <w:gridCol w:w="4320"/>
+        <w:gridCol w:w="4320"/>
+      </w:tblGrid>
+      <w:tr>
+        <w:tc>
+          <w:tcPr>
+            <w:tcW w:type="dxa" w:w="216"/>
+            <w:shd w:val="clear" w:color="auto" w:fill="1a6ea8"/>
+          </w:tcPr>
+          <w:p>
+            <w:r/>
+          </w:p>
+        </w:tc>
+        <w:tc>
+          <w:tcPr>
+            <w:tcW w:type="dxa" w:w="8928"/>
+            <w:shd w:val="clear" w:color="auto" w:fill="e8f4fd"/>
+          </w:tcPr>
+          <w:p>
+            <w:pPr>
+              <w:spacing w:before="80"/>
+            </w:pPr>
+            <w:r>
+              <w:rPr>
+                <w:b/>
+                <w:color w:val="1A6EA8"/>
+                <w:sz w:val="18"/>
+              </w:rPr>
+              <w:t>🔍  GENERAL</w:t>
+            </w:r>
+          </w:p>
+        </w:tc>
+      </w:tr>
+    </w:tbl>
+    <w:p>
+      <w:pPr>
+        <w:spacing w:after="80"/>
+      </w:pPr>
+    </w:p>
+    <w:p>
+      <w:pPr>
+        <w:spacing w:after="120"/>
+      </w:pPr>
+      <w:r>
+        <w:rPr>
+          <w:b/>
+          <w:color w:val="555555"/>
+          <w:sz w:val="18"/>
+        </w:rPr>
+        <w:t xml:space="preserve">[VO] </w:t>
+      </w:r>
+      <w:r>
+        <w:t>On land, the government promised thirty percent of commercial farmland transferred by 2014. Thirty years after Mandela's election, it is about eleven percent.</w:t>
+      </w:r>
+    </w:p>
+    <w:p>
+      <w:pPr>
+        <w:spacing w:before="160" w:after="80"/>
+        <w:ind w:left="216"/>
+      </w:pPr>
+      <w:r>
+        <w:rPr>
+          <w:b/>
+          <w:color w:val="1A6EA8"/>
+          <w:sz w:val="20"/>
+        </w:rPr>
+        <w:t>[SHOW: timeline — July 2021. Map — KwaZulu-Natal and Gauteng]</w:t>
       </w:r>
     </w:p>
     <w:tbl>
@@ -2027,14 +2997,14 @@
               <w:rPr>
                 <w:sz w:val="18"/>
               </w:rPr>
-              <w:t xml:space="preserve">  ·  AP / SABC</w:t>
+              <w:t xml:space="preserve">  ·  AP / CUSTOM</w:t>
             </w:r>
             <w:r>
               <w:rPr>
                 <w:b/>
                 <w:sz w:val="18"/>
               </w:rPr>
-              <w:t xml:space="preserve">  SHOT 36</w:t>
+              <w:t xml:space="preserve">  SHOT 26</w:t>
             </w:r>
           </w:p>
           <w:p>
@@ -2044,7 +3014,7 @@
                 <w:color w:val="888888"/>
                 <w:sz w:val="18"/>
               </w:rPr>
-              <w:t>📝 Getty: "Jacob Zuma KwaZulu-Natal 2021"</w:t>
+              <w:t>📝 **Moral centre**</w:t>
             </w:r>
           </w:p>
         </w:tc>
@@ -2068,7 +3038,7 @@
         <w:t xml:space="preserve">[VO] </w:t>
       </w:r>
       <w:r>
-        <w:t>But if you zoom out on the timeline, corruption in this period made an existing crisis worse — it did not create the crisis from scratch.</w:t>
+        <w:t>In July 2021, Jacob Zuma was sent to prison for refusing to testify before the corruption inquiry. Within hours, KwaZulu-Natal and Gauteng erupted — three hundred and fifty-four people killed in ten days.</w:t>
       </w:r>
     </w:p>
     <w:p>
@@ -2076,15 +3046,115 @@
         <w:spacing w:after="120"/>
       </w:pPr>
       <w:r>
-        <w:t>Inequality was already extreme before Zuma took office. Youth unemployment was already rising. Land ownership had already barely moved. Cadre deployment had already been weakening institutions for twelve years.</w:t>
+        <w:t>Much of the coverage called it a political riot by Zuma's supporters. Some of it was organised that way. But look at what people took from looted stores.</w:t>
       </w:r>
     </w:p>
     <w:p>
       <w:pPr>
+        <w:spacing w:before="160" w:after="80"/>
+        <w:ind w:left="216"/>
+      </w:pPr>
+      <w:r>
+        <w:rPr>
+          <w:b/>
+          <w:color w:val="C0392B"/>
+          <w:sz w:val="20"/>
+        </w:rPr>
+        <w:t>[SHOW: footage — food on floors, empty shelves]</w:t>
+      </w:r>
+    </w:p>
+    <w:tbl>
+      <w:tblPr>
+        <w:tblStyle w:val="TableGrid"/>
+        <w:tblW w:type="auto" w:w="0"/>
+        <w:tblLayout w:type="fixed"/>
+        <w:tblLook w:firstColumn="1" w:firstRow="1" w:lastColumn="0" w:lastRow="0" w:noHBand="0" w:noVBand="1" w:val="04A0"/>
+      </w:tblPr>
+      <w:tblGrid>
+        <w:gridCol w:w="4320"/>
+        <w:gridCol w:w="4320"/>
+      </w:tblGrid>
+      <w:tr>
+        <w:tc>
+          <w:tcPr>
+            <w:tcW w:type="dxa" w:w="216"/>
+            <w:shd w:val="clear" w:color="auto" w:fill="c0392b"/>
+          </w:tcPr>
+          <w:p>
+            <w:r/>
+          </w:p>
+        </w:tc>
+        <w:tc>
+          <w:tcPr>
+            <w:tcW w:type="dxa" w:w="8928"/>
+            <w:shd w:val="clear" w:color="auto" w:fill="fff0ee"/>
+          </w:tcPr>
+          <w:p>
+            <w:pPr>
+              <w:spacing w:before="80"/>
+            </w:pPr>
+            <w:r>
+              <w:rPr>
+                <w:b/>
+                <w:color w:val="C0392B"/>
+                <w:sz w:val="18"/>
+              </w:rPr>
+              <w:t>⚖  ARCHIVE</w:t>
+            </w:r>
+            <w:r>
+              <w:rPr>
+                <w:sz w:val="18"/>
+              </w:rPr>
+              <w:t xml:space="preserve">  ·  AP</w:t>
+            </w:r>
+            <w:r>
+              <w:rPr>
+                <w:b/>
+                <w:sz w:val="18"/>
+              </w:rPr>
+              <w:t xml:space="preserve">  SHOT 27</w:t>
+            </w:r>
+          </w:p>
+          <w:p>
+            <w:r>
+              <w:rPr>
+                <w:i/>
+                <w:color w:val="888888"/>
+                <w:sz w:val="18"/>
+              </w:rPr>
+              <w:t>📝 Hold on food</w:t>
+            </w:r>
+          </w:p>
+        </w:tc>
+      </w:tr>
+    </w:tbl>
+    <w:p>
+      <w:pPr>
+        <w:spacing w:after="80"/>
+      </w:pPr>
+    </w:p>
+    <w:p>
+      <w:pPr>
         <w:spacing w:after="120"/>
       </w:pPr>
       <w:r>
-        <w:t>Think of it this way: Zuma was nine years of acceleration, not the beginning of the story.</w:t>
+        <w:rPr>
+          <w:b/>
+          <w:color w:val="555555"/>
+          <w:sz w:val="18"/>
+        </w:rPr>
+        <w:t xml:space="preserve">[VO] </w:t>
+      </w:r>
+      <w:r>
+        <w:t>Food. Baby formula. Cooking oil. Bread. Rice. Nappies.</w:t>
+      </w:r>
+    </w:p>
+    <w:p>
+      <w:pPr>
+        <w:spacing w:after="120"/>
+      </w:pPr>
+      <w:r>
+        <w:t>Twenty-seven years after those voters queued for Mandela, some South Africans were looting warehouses for food.</w:t>
       </w:r>
     </w:p>
     <w:p>
@@ -2098,7 +3168,7 @@
           <w:color w:val="1A6EA8"/>
           <w:sz w:val="20"/>
         </w:rPr>
-        <w:t>[SHOW: timeline — 2015. Load shedding calendar]</w:t>
+        <w:t>[SHOW: timeline — May 2024. ANC vote share falling to 40%]</w:t>
       </w:r>
     </w:p>
     <w:tbl>
@@ -2150,17 +3220,7 @@
                 <w:b/>
                 <w:sz w:val="18"/>
               </w:rPr>
-              <w:t xml:space="preserve">  SHOT 34</w:t>
-            </w:r>
-          </w:p>
-          <w:p>
-            <w:r>
-              <w:rPr>
-                <w:i/>
-                <w:color w:val="888888"/>
-                <w:sz w:val="18"/>
-              </w:rPr>
-              <w:t>📝 Getty: "South Africa load shedding 2022"</w:t>
+              <w:t xml:space="preserve">  SHOT 28</w:t>
             </w:r>
           </w:p>
         </w:tc>
@@ -2184,115 +3244,7 @@
         <w:t xml:space="preserve">[VO] </w:t>
       </w:r>
       <w:r>
-        <w:t>By 2015, South Africa began experiencing load shedding — scheduled rolling blackouts because the power grid could not keep up with demand. The new power stations were years late, massively over budget, and badly built. Corruption played a role, but so did years of putting politically connected managers in charge of a technical utility they did not understand.</w:t>
-      </w:r>
-    </w:p>
-    <w:p>
-      <w:pPr>
-        <w:spacing w:before="160" w:after="80"/>
-        <w:ind w:left="216"/>
-      </w:pPr>
-      <w:r>
-        <w:rPr>
-          <w:b/>
-          <w:color w:val="1A6EA8"/>
-          <w:sz w:val="20"/>
-        </w:rPr>
-        <w:t>[SHOW: timeline — 2018]</w:t>
-      </w:r>
-    </w:p>
-    <w:tbl>
-      <w:tblPr>
-        <w:tblStyle w:val="TableGrid"/>
-        <w:tblW w:type="auto" w:w="0"/>
-        <w:tblLayout w:type="fixed"/>
-        <w:tblLook w:firstColumn="1" w:firstRow="1" w:lastColumn="0" w:lastRow="0" w:noHBand="0" w:noVBand="1" w:val="04A0"/>
-      </w:tblPr>
-      <w:tblGrid>
-        <w:gridCol w:w="4320"/>
-        <w:gridCol w:w="4320"/>
-      </w:tblGrid>
-      <w:tr>
-        <w:tc>
-          <w:tcPr>
-            <w:tcW w:type="dxa" w:w="216"/>
-            <w:shd w:val="clear" w:color="auto" w:fill="1a6ea8"/>
-          </w:tcPr>
-          <w:p>
-            <w:r/>
-          </w:p>
-        </w:tc>
-        <w:tc>
-          <w:tcPr>
-            <w:tcW w:type="dxa" w:w="8928"/>
-            <w:shd w:val="clear" w:color="auto" w:fill="e8f4fd"/>
-          </w:tcPr>
-          <w:p>
-            <w:pPr>
-              <w:spacing w:before="80"/>
-            </w:pPr>
-            <w:r>
-              <w:rPr>
-                <w:b/>
-                <w:color w:val="1A6EA8"/>
-                <w:sz w:val="18"/>
-              </w:rPr>
-              <w:t>🔍  GENERAL</w:t>
-            </w:r>
-          </w:p>
-        </w:tc>
-      </w:tr>
-    </w:tbl>
-    <w:p>
-      <w:pPr>
-        <w:spacing w:after="80"/>
-      </w:pPr>
-    </w:p>
-    <w:p>
-      <w:pPr>
-        <w:spacing w:after="120"/>
-      </w:pPr>
-      <w:r>
-        <w:rPr>
-          <w:b/>
-          <w:color w:val="555555"/>
-          <w:sz w:val="18"/>
-        </w:rPr>
-        <w:t xml:space="preserve">[VO] </w:t>
-      </w:r>
-      <w:r>
-        <w:t>In 2018, the ANC forced Zuma out and Cyril Ramaphosa became president. The Zondo Commission began publishing its findings. Many people hoped that removing a corrupt president would turn the country around.</w:t>
-      </w:r>
-    </w:p>
-    <w:p>
-      <w:pPr>
-        <w:spacing w:after="120"/>
-      </w:pPr>
-      <w:r>
-        <w:t>On corruption, some progress was made. On the deeper economic structure — not much changed at all.</w:t>
-      </w:r>
-    </w:p>
-    <w:p>
-      <w:pPr>
-        <w:spacing w:after="80"/>
-      </w:pPr>
-      <w:r>
-        <w:t>---</w:t>
-      </w:r>
-    </w:p>
-    <w:p>
-      <w:pPr>
-        <w:spacing w:before="360" w:after="120"/>
-        <w:shd w:val="clear" w:color="auto" w:fill="1a1a1a"/>
-        <w:ind w:left="160"/>
-      </w:pPr>
-      <w:r>
-        <w:rPr>
-          <w:b/>
-          <w:color w:val="FFFFFF"/>
-          <w:sz w:val="22"/>
-        </w:rPr>
-        <w:t>SECTION 4 — 2018 TO TODAY: ACCOUNTABILITY, UNREST, AND A PARTIAL RECOVERY</w:t>
+        <w:t>In May 2024, the ANC fell to forty percent and formed a coalition — the first time in thirty years it could not govern alone. By 2025, Eskom got new management and rolling blackouts largely stopped.</w:t>
       </w:r>
     </w:p>
     <w:p>
@@ -2306,7 +3258,7 @@
           <w:color w:val="7B3FA0"/>
           <w:sz w:val="20"/>
         </w:rPr>
-        <w:t>[SHOW: timeline — 2018–2024 highlighted]</w:t>
+        <w:t>[SHOW: split card — electricity fixed / land, jobs, ownership unchanged]</w:t>
       </w:r>
     </w:p>
     <w:tbl>
@@ -2358,7 +3310,7 @@
                 <w:b/>
                 <w:sz w:val="18"/>
               </w:rPr>
-              <w:t xml:space="preserve">  SHOT 51</w:t>
+              <w:t xml:space="preserve">  SHOT 21</w:t>
             </w:r>
           </w:p>
           <w:p>
@@ -2368,7 +3320,7 @@
                 <w:color w:val="888888"/>
                 <w:sz w:val="18"/>
               </w:rPr>
-              <w:t>📝 The unfinished bar is the visual. Hold.</w:t>
+              <w:t>📝 The bet</w:t>
             </w:r>
           </w:p>
         </w:tc>
@@ -2392,15 +3344,7 @@
         <w:t xml:space="preserve">[VO] </w:t>
       </w:r>
       <w:r>
-        <w:t>Ramaphosa's government did prosecute some of the people involved in state capture, and South Africa's courts and free press largely held — which is significant, because many countries lose those institutions when scandals of this scale surface.</w:t>
-      </w:r>
-    </w:p>
-    <w:p>
-      <w:pPr>
-        <w:spacing w:after="120"/>
-      </w:pPr>
-      <w:r>
-        <w:t>But prosecuting corruption is not the same as changing who owns the economy.</w:t>
+        <w:t>That being said, the problems Mandela's voters cared about most — who owns the land, who owns the economy, whether young people can find work — those have not moved.</w:t>
       </w:r>
     </w:p>
     <w:p>
@@ -2414,7 +3358,7 @@
           <w:color w:val="7B3FA0"/>
           <w:sz w:val="20"/>
         </w:rPr>
-        <w:t>[SHOW: land reform — target 30% by 2014 / actual 11% by 2024]</w:t>
+        <w:t>[SHOW: unemployment dials — 33% official / 61% ages 15–24]</w:t>
       </w:r>
     </w:p>
     <w:tbl>
@@ -2453,7 +3397,415 @@
                 <w:color w:val="7B3FA0"/>
                 <w:sz w:val="18"/>
               </w:rPr>
-              <w:t>🎨  GENERAL</w:t>
+              <w:t>🎨  CUSTOM</w:t>
+            </w:r>
+            <w:r>
+              <w:rPr>
+                <w:sz w:val="18"/>
+              </w:rPr>
+              <w:t xml:space="preserve">  ·  CUSTOM / GE</w:t>
+            </w:r>
+            <w:r>
+              <w:rPr>
+                <w:b/>
+                <w:sz w:val="18"/>
+              </w:rPr>
+              <w:t xml:space="preserve">  SHOT 30</w:t>
+            </w:r>
+          </w:p>
+          <w:p>
+            <w:r>
+              <w:rPr>
+                <w:i/>
+                <w:color w:val="888888"/>
+                <w:sz w:val="18"/>
+              </w:rPr>
+              <w:t>📝 Hold aerial 8s</w:t>
+            </w:r>
+          </w:p>
+        </w:tc>
+      </w:tr>
+    </w:tbl>
+    <w:p>
+      <w:pPr>
+        <w:spacing w:after="80"/>
+      </w:pPr>
+    </w:p>
+    <w:p>
+      <w:pPr>
+        <w:spacing w:after="120"/>
+      </w:pPr>
+      <w:r>
+        <w:rPr>
+          <w:b/>
+          <w:color w:val="555555"/>
+          <w:sz w:val="18"/>
+        </w:rPr>
+        <w:t xml:space="preserve">[VO] </w:t>
+      </w:r>
+      <w:r>
+        <w:t>One in three adults who want work cannot find it. For young people, it is six in ten.</w:t>
+      </w:r>
+    </w:p>
+    <w:p>
+      <w:pPr>
+        <w:spacing w:before="160" w:after="80"/>
+        <w:ind w:left="216"/>
+      </w:pPr>
+      <w:r>
+        <w:rPr>
+          <w:b/>
+          <w:color w:val="2D7A3A"/>
+          <w:sz w:val="20"/>
+        </w:rPr>
+        <w:t>[SHOW: Sandton–Alexandra aerial — "500 metres apart"]</w:t>
+      </w:r>
+    </w:p>
+    <w:tbl>
+      <w:tblPr>
+        <w:tblStyle w:val="TableGrid"/>
+        <w:tblW w:type="auto" w:w="0"/>
+        <w:tblLayout w:type="fixed"/>
+        <w:tblLook w:firstColumn="1" w:firstRow="1" w:lastColumn="0" w:lastRow="0" w:noHBand="0" w:noVBand="1" w:val="04A0"/>
+      </w:tblPr>
+      <w:tblGrid>
+        <w:gridCol w:w="4320"/>
+        <w:gridCol w:w="4320"/>
+      </w:tblGrid>
+      <w:tr>
+        <w:tc>
+          <w:tcPr>
+            <w:tcW w:type="dxa" w:w="216"/>
+            <w:shd w:val="clear" w:color="auto" w:fill="2d7a3a"/>
+          </w:tcPr>
+          <w:p>
+            <w:r/>
+          </w:p>
+        </w:tc>
+        <w:tc>
+          <w:tcPr>
+            <w:tcW w:type="dxa" w:w="8928"/>
+            <w:shd w:val="clear" w:color="auto" w:fill="eaf7ec"/>
+          </w:tcPr>
+          <w:p>
+            <w:pPr>
+              <w:spacing w:before="80"/>
+            </w:pPr>
+            <w:r>
+              <w:rPr>
+                <w:b/>
+                <w:color w:val="2D7A3A"/>
+                <w:sz w:val="18"/>
+              </w:rPr>
+              <w:t>🌍  GE</w:t>
+            </w:r>
+            <w:r>
+              <w:rPr>
+                <w:sz w:val="18"/>
+              </w:rPr>
+              <w:t xml:space="preserve">  ·  GE</w:t>
+            </w:r>
+            <w:r>
+              <w:rPr>
+                <w:b/>
+                <w:sz w:val="18"/>
+              </w:rPr>
+              <w:t xml:space="preserve">  SHOT 39</w:t>
+            </w:r>
+          </w:p>
+          <w:p>
+            <w:r>
+              <w:rPr>
+                <w:i/>
+                <w:color w:val="888888"/>
+                <w:sz w:val="18"/>
+              </w:rPr>
+              <w:t>📝 Hold 8s</w:t>
+            </w:r>
+          </w:p>
+        </w:tc>
+      </w:tr>
+    </w:tbl>
+    <w:p>
+      <w:pPr>
+        <w:spacing w:after="80"/>
+      </w:pPr>
+    </w:p>
+    <w:p>
+      <w:pPr>
+        <w:spacing w:after="120"/>
+      </w:pPr>
+      <w:r>
+        <w:rPr>
+          <w:b/>
+          <w:color w:val="555555"/>
+          <w:sz w:val="18"/>
+        </w:rPr>
+        <w:t xml:space="preserve">[VO] </w:t>
+      </w:r>
+      <w:r>
+        <w:t>Sandton and Alexandra — one of Africa's richest districts and one of its poorest townships — sit five hundred metres apart, thirty years after Madiba took office.</w:t>
+      </w:r>
+    </w:p>
+    <w:p>
+      <w:pPr>
+        <w:spacing w:before="160" w:after="80"/>
+        <w:ind w:left="216"/>
+      </w:pPr>
+      <w:r>
+        <w:rPr>
+          <w:b/>
+          <w:color w:val="555555"/>
+          <w:sz w:val="20"/>
+        </w:rPr>
+        <w:t>[SHOW: Abdullah on camera]</w:t>
+      </w:r>
+    </w:p>
+    <w:tbl>
+      <w:tblPr>
+        <w:tblStyle w:val="TableGrid"/>
+        <w:tblW w:type="auto" w:w="0"/>
+        <w:tblLayout w:type="fixed"/>
+        <w:tblLook w:firstColumn="1" w:firstRow="1" w:lastColumn="0" w:lastRow="0" w:noHBand="0" w:noVBand="1" w:val="04A0"/>
+      </w:tblPr>
+      <w:tblGrid>
+        <w:gridCol w:w="4320"/>
+        <w:gridCol w:w="4320"/>
+      </w:tblGrid>
+      <w:tr>
+        <w:tc>
+          <w:tcPr>
+            <w:tcW w:type="dxa" w:w="216"/>
+            <w:shd w:val="clear" w:color="auto" w:fill="555555"/>
+          </w:tcPr>
+          <w:p>
+            <w:r/>
+          </w:p>
+        </w:tc>
+        <w:tc>
+          <w:tcPr>
+            <w:tcW w:type="dxa" w:w="8928"/>
+            <w:shd w:val="clear" w:color="auto" w:fill="f5f5f5"/>
+          </w:tcPr>
+          <w:p>
+            <w:pPr>
+              <w:spacing w:before="80"/>
+            </w:pPr>
+            <w:r>
+              <w:rPr>
+                <w:b/>
+                <w:color w:val="555555"/>
+                <w:sz w:val="18"/>
+              </w:rPr>
+              <w:t>🎥  SELF</w:t>
+            </w:r>
+          </w:p>
+        </w:tc>
+      </w:tr>
+    </w:tbl>
+    <w:p>
+      <w:pPr>
+        <w:spacing w:after="80"/>
+      </w:pPr>
+    </w:p>
+    <w:p>
+      <w:pPr>
+        <w:spacing w:after="120"/>
+      </w:pPr>
+      <w:r>
+        <w:rPr>
+          <w:b/>
+          <w:color w:val="555555"/>
+          <w:sz w:val="18"/>
+        </w:rPr>
+        <w:t xml:space="preserve">[TH] </w:t>
+      </w:r>
+      <w:r>
+        <w:t>🎥  SELF</w:t>
+      </w:r>
+    </w:p>
+    <w:p>
+      <w:pPr>
+        <w:spacing w:after="120"/>
+      </w:pPr>
+      <w:r>
+        <w:t>Real quick — if you've made it this far, subscribe. It genuinely helps the channel.</w:t>
+      </w:r>
+    </w:p>
+    <w:p>
+      <w:pPr>
+        <w:spacing w:after="80"/>
+      </w:pPr>
+      <w:r>
+        <w:t>---</w:t>
+      </w:r>
+    </w:p>
+    <w:p>
+      <w:pPr>
+        <w:spacing w:before="360" w:after="120"/>
+        <w:shd w:val="clear" w:color="auto" w:fill="1a1a1a"/>
+        <w:ind w:left="160"/>
+      </w:pPr>
+      <w:r>
+        <w:rPr>
+          <w:b/>
+          <w:color w:val="FFFFFF"/>
+          <w:sz w:val="22"/>
+        </w:rPr>
+        <w:t>SECTION 5 — THE MISTAKE HE NEVER NAMED</w:t>
+      </w:r>
+    </w:p>
+    <w:p>
+      <w:pPr>
+        <w:spacing w:before="160" w:after="80"/>
+        <w:ind w:left="216"/>
+      </w:pPr>
+      <w:r>
+        <w:rPr>
+          <w:b/>
+          <w:color w:val="C0392B"/>
+          <w:sz w:val="20"/>
+        </w:rPr>
+        <w:t>[SHOW: archival — Mandela late presidency / Pilger interview era]</w:t>
+      </w:r>
+    </w:p>
+    <w:tbl>
+      <w:tblPr>
+        <w:tblStyle w:val="TableGrid"/>
+        <w:tblW w:type="auto" w:w="0"/>
+        <w:tblLayout w:type="fixed"/>
+        <w:tblLook w:firstColumn="1" w:firstRow="1" w:lastColumn="0" w:lastRow="0" w:noHBand="0" w:noVBand="1" w:val="04A0"/>
+      </w:tblPr>
+      <w:tblGrid>
+        <w:gridCol w:w="4320"/>
+        <w:gridCol w:w="4320"/>
+      </w:tblGrid>
+      <w:tr>
+        <w:tc>
+          <w:tcPr>
+            <w:tcW w:type="dxa" w:w="216"/>
+            <w:shd w:val="clear" w:color="auto" w:fill="c0392b"/>
+          </w:tcPr>
+          <w:p>
+            <w:r/>
+          </w:p>
+        </w:tc>
+        <w:tc>
+          <w:tcPr>
+            <w:tcW w:type="dxa" w:w="8928"/>
+            <w:shd w:val="clear" w:color="auto" w:fill="fff0ee"/>
+          </w:tcPr>
+          <w:p>
+            <w:pPr>
+              <w:spacing w:before="80"/>
+            </w:pPr>
+            <w:r>
+              <w:rPr>
+                <w:b/>
+                <w:color w:val="C0392B"/>
+                <w:sz w:val="18"/>
+              </w:rPr>
+              <w:t>⚖  ARCHIVE</w:t>
+            </w:r>
+            <w:r>
+              <w:rPr>
+                <w:sz w:val="18"/>
+              </w:rPr>
+              <w:t xml:space="preserve">  ·  AP</w:t>
+            </w:r>
+            <w:r>
+              <w:rPr>
+                <w:b/>
+                <w:sz w:val="18"/>
+              </w:rPr>
+              <w:t xml:space="preserve">  SHOT 32</w:t>
+            </w:r>
+          </w:p>
+          <w:p>
+            <w:r>
+              <w:rPr>
+                <w:i/>
+                <w:color w:val="888888"/>
+                <w:sz w:val="18"/>
+              </w:rPr>
+              <w:t>📝 Pilger-era context</w:t>
+            </w:r>
+          </w:p>
+        </w:tc>
+      </w:tr>
+    </w:tbl>
+    <w:p>
+      <w:pPr>
+        <w:spacing w:after="80"/>
+      </w:pPr>
+    </w:p>
+    <w:p>
+      <w:pPr>
+        <w:spacing w:after="120"/>
+      </w:pPr>
+      <w:r>
+        <w:rPr>
+          <w:b/>
+          <w:color w:val="555555"/>
+          <w:sz w:val="18"/>
+        </w:rPr>
+        <w:t xml:space="preserve">[VO] </w:t>
+      </w:r>
+      <w:r>
+        <w:t>Mandela never stood up and called GEAR his biggest mistake. When journalists pressed him on why the 1994 economic promises had not been kept, he pushed back — and defended privatisation as the right path for the country.</w:t>
+      </w:r>
+    </w:p>
+    <w:p>
+      <w:pPr>
+        <w:spacing w:before="160" w:after="80"/>
+        <w:ind w:left="216"/>
+      </w:pPr>
+      <w:r>
+        <w:rPr>
+          <w:b/>
+          <w:color w:val="7B3FA0"/>
+          <w:sz w:val="20"/>
+        </w:rPr>
+        <w:t>[SHOW: title card — Freedom Charter line + RDP target crossed out]</w:t>
+      </w:r>
+    </w:p>
+    <w:tbl>
+      <w:tblPr>
+        <w:tblStyle w:val="TableGrid"/>
+        <w:tblW w:type="auto" w:w="0"/>
+        <w:tblLayout w:type="fixed"/>
+        <w:tblLook w:firstColumn="1" w:firstRow="1" w:lastColumn="0" w:lastRow="0" w:noHBand="0" w:noVBand="1" w:val="04A0"/>
+      </w:tblPr>
+      <w:tblGrid>
+        <w:gridCol w:w="4320"/>
+        <w:gridCol w:w="4320"/>
+      </w:tblGrid>
+      <w:tr>
+        <w:tc>
+          <w:tcPr>
+            <w:tcW w:type="dxa" w:w="216"/>
+            <w:shd w:val="clear" w:color="auto" w:fill="7b3fa0"/>
+          </w:tcPr>
+          <w:p>
+            <w:r/>
+          </w:p>
+        </w:tc>
+        <w:tc>
+          <w:tcPr>
+            <w:tcW w:type="dxa" w:w="8928"/>
+            <w:shd w:val="clear" w:color="auto" w:fill="f5eeff"/>
+          </w:tcPr>
+          <w:p>
+            <w:pPr>
+              <w:spacing w:before="80"/>
+            </w:pPr>
+            <w:r>
+              <w:rPr>
+                <w:b/>
+                <w:color w:val="7B3FA0"/>
+                <w:sz w:val="18"/>
+              </w:rPr>
+              <w:t>🎨  CUSTOM</w:t>
             </w:r>
             <w:r>
               <w:rPr>
@@ -2466,7 +3818,7 @@
                 <w:b/>
                 <w:sz w:val="18"/>
               </w:rPr>
-              <w:t xml:space="preserve">  SHOT 52</w:t>
+              <w:t xml:space="preserve">  SHOT 33</w:t>
             </w:r>
           </w:p>
           <w:p>
@@ -2476,7 +3828,7 @@
                 <w:color w:val="888888"/>
                 <w:sz w:val="18"/>
               </w:rPr>
-              <w:t>📝 Same inverted-proportion format as earlier land graphic</w:t>
+              <w:t>📝 Legacy tension</w:t>
             </w:r>
           </w:p>
         </w:tc>
@@ -2500,7 +3852,271 @@
         <w:t xml:space="preserve">[VO] </w:t>
       </w:r>
       <w:r>
-        <w:t>The government once promised to transfer thirty percent of white-owned commercial farmland to Black owners by 2014. Thirty years on, the figure is about eleven percent. Direct Black ownership of major companies listed on the Johannesburg Stock Exchange is estimated at only three to ten percent.</w:t>
+        <w:t>He ended apartheid without civil war. He built a constitution legal experts still admire. The world still treats him as a symbol of reconciliation.</w:t>
+      </w:r>
+    </w:p>
+    <w:p>
+      <w:pPr>
+        <w:spacing w:after="120"/>
+      </w:pPr>
+      <w:r>
+        <w:t>But the economic promise he carried into power — share the wealth, rebuild the lives of the poorest — was postponed in 1996, and no president since has finished it.</w:t>
+      </w:r>
+    </w:p>
+    <w:p>
+      <w:pPr>
+        <w:spacing w:before="160" w:after="80"/>
+        <w:ind w:left="216"/>
+      </w:pPr>
+      <w:r>
+        <w:rPr>
+          <w:b/>
+          <w:color w:val="C0392B"/>
+          <w:sz w:val="20"/>
+        </w:rPr>
+        <w:t>[SHOW: Abdullah on camera — data card on screen: "Finishing Mandela's promise (1994)" — ① Land: published transfers, 11% scorecard / ② Tenders: publish before signing / ③ SOEs: competence over loyalty — Eskom, Transnet]</w:t>
+      </w:r>
+    </w:p>
+    <w:tbl>
+      <w:tblPr>
+        <w:tblStyle w:val="TableGrid"/>
+        <w:tblW w:type="auto" w:w="0"/>
+        <w:tblLayout w:type="fixed"/>
+        <w:tblLook w:firstColumn="1" w:firstRow="1" w:lastColumn="0" w:lastRow="0" w:noHBand="0" w:noVBand="1" w:val="04A0"/>
+      </w:tblPr>
+      <w:tblGrid>
+        <w:gridCol w:w="4320"/>
+        <w:gridCol w:w="4320"/>
+      </w:tblGrid>
+      <w:tr>
+        <w:tc>
+          <w:tcPr>
+            <w:tcW w:type="dxa" w:w="216"/>
+            <w:shd w:val="clear" w:color="auto" w:fill="c0392b"/>
+          </w:tcPr>
+          <w:p>
+            <w:r/>
+          </w:p>
+        </w:tc>
+        <w:tc>
+          <w:tcPr>
+            <w:tcW w:type="dxa" w:w="8928"/>
+            <w:shd w:val="clear" w:color="auto" w:fill="fff0ee"/>
+          </w:tcPr>
+          <w:p>
+            <w:pPr>
+              <w:spacing w:before="80"/>
+            </w:pPr>
+            <w:r>
+              <w:rPr>
+                <w:b/>
+                <w:color w:val="C0392B"/>
+                <w:sz w:val="18"/>
+              </w:rPr>
+              <w:t>⚖  SELF</w:t>
+            </w:r>
+            <w:r>
+              <w:rPr>
+                <w:sz w:val="18"/>
+              </w:rPr>
+              <w:t xml:space="preserve">  ·  AP</w:t>
+            </w:r>
+            <w:r>
+              <w:rPr>
+                <w:b/>
+                <w:sz w:val="18"/>
+              </w:rPr>
+              <w:t xml:space="preserve">  SHOT 4</w:t>
+            </w:r>
+          </w:p>
+          <w:p>
+            <w:r>
+              <w:rPr>
+                <w:i/>
+                <w:color w:val="888888"/>
+                <w:sz w:val="18"/>
+              </w:rPr>
+              <w:t>📝 Pivot beat</w:t>
+            </w:r>
+          </w:p>
+        </w:tc>
+      </w:tr>
+    </w:tbl>
+    <w:p>
+      <w:pPr>
+        <w:spacing w:after="80"/>
+      </w:pPr>
+    </w:p>
+    <w:p>
+      <w:pPr>
+        <w:spacing w:after="120"/>
+      </w:pPr>
+      <w:r>
+        <w:rPr>
+          <w:b/>
+          <w:color w:val="555555"/>
+          <w:sz w:val="18"/>
+        </w:rPr>
+        <w:t xml:space="preserve">[TH] </w:t>
+      </w:r>
+      <w:r>
+        <w:t>🎥  SELF</w:t>
+      </w:r>
+    </w:p>
+    <w:p>
+      <w:pPr>
+        <w:spacing w:after="120"/>
+      </w:pPr>
+      <w:r>
+        <w:t>Mandela is not the villain in this story. He inherited a wrecked economy with investors at the door and corporate South Africa pushing austerity. Steadying the ship under that pressure was a real achievement.</w:t>
+      </w:r>
+    </w:p>
+    <w:p>
+      <w:pPr>
+        <w:spacing w:after="120"/>
+      </w:pPr>
+      <w:r>
+        <w:t>But the bet was growth first, redistribution later — and thirty years on, you can see what it cost. The voters in those 1994 queues wanted jobs, land, and dignity in their own lifetime.</w:t>
+      </w:r>
+    </w:p>
+    <w:p>
+      <w:pPr>
+        <w:spacing w:after="120"/>
+      </w:pPr>
+      <w:r>
+        <w:t>So what would it actually take to finish what Mandela promised?</w:t>
+      </w:r>
+    </w:p>
+    <w:p>
+      <w:pPr>
+        <w:spacing w:after="120"/>
+      </w:pPr>
+      <w:r>
+        <w:t>First, land that moves for real — farms changing hands, counted and published every year, so that eleven percent figure cannot hide behind targets on paper.</w:t>
+      </w:r>
+    </w:p>
+    <w:p>
+      <w:pPr>
+        <w:spacing w:after="120"/>
+      </w:pPr>
+      <w:r>
+        <w:t>Second, government tenders open before contracts are signed — so connected companies cannot loot the state before anyone else gets a bid in.</w:t>
+      </w:r>
+    </w:p>
+    <w:p>
+      <w:pPr>
+        <w:spacing w:after="120"/>
+      </w:pPr>
+      <w:r>
+        <w:t>Third, state companies run by people who know the job — engineers and accountants at Eskom and Transnet, not party loyalists placed there because cadre deployment made loyalty the qualification.</w:t>
+      </w:r>
+    </w:p>
+    <w:p>
+      <w:pPr>
+        <w:spacing w:after="120"/>
+      </w:pPr>
+      <w:r>
+        <w:t>That is the work postponed in 1996. South Africa is still waiting.</w:t>
+      </w:r>
+    </w:p>
+    <w:p>
+      <w:pPr>
+        <w:spacing w:before="160" w:after="80"/>
+        <w:ind w:left="216"/>
+      </w:pPr>
+      <w:r>
+        <w:rPr>
+          <w:b/>
+          <w:color w:val="C0392B"/>
+          <w:sz w:val="20"/>
+        </w:rPr>
+        <w:t>[SHOW: 1994 queue footage returns — VO over queues]</w:t>
+      </w:r>
+    </w:p>
+    <w:tbl>
+      <w:tblPr>
+        <w:tblStyle w:val="TableGrid"/>
+        <w:tblW w:type="auto" w:w="0"/>
+        <w:tblLayout w:type="fixed"/>
+        <w:tblLook w:firstColumn="1" w:firstRow="1" w:lastColumn="0" w:lastRow="0" w:noHBand="0" w:noVBand="1" w:val="04A0"/>
+      </w:tblPr>
+      <w:tblGrid>
+        <w:gridCol w:w="4320"/>
+        <w:gridCol w:w="4320"/>
+      </w:tblGrid>
+      <w:tr>
+        <w:tc>
+          <w:tcPr>
+            <w:tcW w:type="dxa" w:w="216"/>
+            <w:shd w:val="clear" w:color="auto" w:fill="c0392b"/>
+          </w:tcPr>
+          <w:p>
+            <w:r/>
+          </w:p>
+        </w:tc>
+        <w:tc>
+          <w:tcPr>
+            <w:tcW w:type="dxa" w:w="8928"/>
+            <w:shd w:val="clear" w:color="auto" w:fill="fff0ee"/>
+          </w:tcPr>
+          <w:p>
+            <w:pPr>
+              <w:spacing w:before="80"/>
+            </w:pPr>
+            <w:r>
+              <w:rPr>
+                <w:b/>
+                <w:color w:val="C0392B"/>
+                <w:sz w:val="18"/>
+              </w:rPr>
+              <w:t>⚖  ARCHIVE</w:t>
+            </w:r>
+            <w:r>
+              <w:rPr>
+                <w:sz w:val="18"/>
+              </w:rPr>
+              <w:t xml:space="preserve">  ·  AP</w:t>
+            </w:r>
+            <w:r>
+              <w:rPr>
+                <w:b/>
+                <w:sz w:val="18"/>
+              </w:rPr>
+              <w:t xml:space="preserve">  SHOT 36</w:t>
+            </w:r>
+          </w:p>
+          <w:p>
+            <w:r>
+              <w:rPr>
+                <w:i/>
+                <w:color w:val="888888"/>
+                <w:sz w:val="18"/>
+              </w:rPr>
+              <w:t>📝 Bookend — VO over queues</w:t>
+            </w:r>
+          </w:p>
+        </w:tc>
+      </w:tr>
+    </w:tbl>
+    <w:p>
+      <w:pPr>
+        <w:spacing w:after="80"/>
+      </w:pPr>
+    </w:p>
+    <w:p>
+      <w:pPr>
+        <w:spacing w:after="120"/>
+      </w:pPr>
+      <w:r>
+        <w:rPr>
+          <w:b/>
+          <w:color w:val="555555"/>
+          <w:sz w:val="18"/>
+        </w:rPr>
+        <w:t xml:space="preserve">[VO] </w:t>
+      </w:r>
+      <w:r>
+        <w:t>The people in those queues wanted more than a vote. They wanted the mines shared, the land transferred, the jobs Mandela had been promising since he walked out of prison.</w:t>
       </w:r>
     </w:p>
     <w:p>
@@ -2514,7 +4130,7 @@
           <w:color w:val="7B3FA0"/>
           <w:sz w:val="20"/>
         </w:rPr>
-        <w:t>[SHOW: timeline — July 2021. Map — KwaZulu-Natal and Gauteng]</w:t>
+        <w:t>[SHOW: Mandela inauguration]</w:t>
       </w:r>
     </w:p>
     <w:tbl>
@@ -2576,7 +4192,7 @@
                 <w:color w:val="888888"/>
                 <w:sz w:val="18"/>
               </w:rPr>
-              <w:t>📝 Red fill animation</w:t>
+              <w:t>📝 `[PAUSE]` — no music</w:t>
             </w:r>
           </w:p>
         </w:tc>
@@ -2600,910 +4216,7 @@
         <w:t xml:space="preserve">[VO] </w:t>
       </w:r>
       <w:r>
-        <w:t>In July 2021, Zuma was sent to prison for refusing to testify before the corruption inquiry. Within hours, two provinces erupted in the worst violence since apartheid ended. Over ten days, three hundred and fifty-four people were killed and damage ran to fifty billion rand.</w:t>
-      </w:r>
-    </w:p>
-    <w:p>
-      <w:pPr>
-        <w:spacing w:after="120"/>
-      </w:pPr>
-      <w:r>
-        <w:t>Much of the international coverage framed this as a political riot by Zuma's supporters. Some of it was organised that way. But look at what people were actually taking from looted stores.</w:t>
-      </w:r>
-    </w:p>
-    <w:p>
-      <w:pPr>
-        <w:spacing w:before="160" w:after="80"/>
-        <w:ind w:left="216"/>
-      </w:pPr>
-      <w:r>
-        <w:rPr>
-          <w:b/>
-          <w:color w:val="1A6EA8"/>
-          <w:sz w:val="20"/>
-        </w:rPr>
-        <w:t>[SHOW: footage — food on floors, empty shelves]</w:t>
-      </w:r>
-    </w:p>
-    <w:tbl>
-      <w:tblPr>
-        <w:tblStyle w:val="TableGrid"/>
-        <w:tblW w:type="auto" w:w="0"/>
-        <w:tblLayout w:type="fixed"/>
-        <w:tblLook w:firstColumn="1" w:firstRow="1" w:lastColumn="0" w:lastRow="0" w:noHBand="0" w:noVBand="1" w:val="04A0"/>
-      </w:tblPr>
-      <w:tblGrid>
-        <w:gridCol w:w="4320"/>
-        <w:gridCol w:w="4320"/>
-      </w:tblGrid>
-      <w:tr>
-        <w:tc>
-          <w:tcPr>
-            <w:tcW w:type="dxa" w:w="216"/>
-            <w:shd w:val="clear" w:color="auto" w:fill="1a6ea8"/>
-          </w:tcPr>
-          <w:p>
-            <w:r/>
-          </w:p>
-        </w:tc>
-        <w:tc>
-          <w:tcPr>
-            <w:tcW w:type="dxa" w:w="8928"/>
-            <w:shd w:val="clear" w:color="auto" w:fill="e8f4fd"/>
-          </w:tcPr>
-          <w:p>
-            <w:pPr>
-              <w:spacing w:before="80"/>
-            </w:pPr>
-            <w:r>
-              <w:rPr>
-                <w:b/>
-                <w:color w:val="1A6EA8"/>
-                <w:sz w:val="18"/>
-              </w:rPr>
-              <w:t>📽  ARCHIVE</w:t>
-            </w:r>
-          </w:p>
-        </w:tc>
-      </w:tr>
-    </w:tbl>
-    <w:p>
-      <w:pPr>
-        <w:spacing w:after="80"/>
-      </w:pPr>
-    </w:p>
-    <w:p>
-      <w:pPr>
-        <w:spacing w:after="120"/>
-      </w:pPr>
-      <w:r>
-        <w:rPr>
-          <w:b/>
-          <w:color w:val="555555"/>
-          <w:sz w:val="18"/>
-        </w:rPr>
-        <w:t xml:space="preserve">[VO] </w:t>
-      </w:r>
-      <w:r>
-        <w:t>Food. Baby formula. Cooking oil. Bread. Rice. Nappies.</w:t>
-      </w:r>
-    </w:p>
-    <w:p>
-      <w:pPr>
-        <w:spacing w:after="120"/>
-      </w:pPr>
-      <w:r>
-        <w:t>Twenty-seven years after people stood in those election queues, some South Africans were looting warehouses for food.</w:t>
-      </w:r>
-    </w:p>
-    <w:p>
-      <w:pPr>
-        <w:spacing w:before="160" w:after="80"/>
-        <w:ind w:left="216"/>
-      </w:pPr>
-      <w:r>
-        <w:rPr>
-          <w:b/>
-          <w:color w:val="7B3FA0"/>
-          <w:sz w:val="20"/>
-        </w:rPr>
-        <w:t>[SHOW: quote card — SAHRC]</w:t>
-      </w:r>
-    </w:p>
-    <w:tbl>
-      <w:tblPr>
-        <w:tblStyle w:val="TableGrid"/>
-        <w:tblW w:type="auto" w:w="0"/>
-        <w:tblLayout w:type="fixed"/>
-        <w:tblLook w:firstColumn="1" w:firstRow="1" w:lastColumn="0" w:lastRow="0" w:noHBand="0" w:noVBand="1" w:val="04A0"/>
-      </w:tblPr>
-      <w:tblGrid>
-        <w:gridCol w:w="4320"/>
-        <w:gridCol w:w="4320"/>
-      </w:tblGrid>
-      <w:tr>
-        <w:tc>
-          <w:tcPr>
-            <w:tcW w:type="dxa" w:w="216"/>
-            <w:shd w:val="clear" w:color="auto" w:fill="7b3fa0"/>
-          </w:tcPr>
-          <w:p>
-            <w:r/>
-          </w:p>
-        </w:tc>
-        <w:tc>
-          <w:tcPr>
-            <w:tcW w:type="dxa" w:w="8928"/>
-            <w:shd w:val="clear" w:color="auto" w:fill="f5eeff"/>
-          </w:tcPr>
-          <w:p>
-            <w:pPr>
-              <w:spacing w:before="80"/>
-            </w:pPr>
-            <w:r>
-              <w:rPr>
-                <w:b/>
-                <w:color w:val="7B3FA0"/>
-                <w:sz w:val="18"/>
-              </w:rPr>
-              <w:t>🎨  CUSTOM</w:t>
-            </w:r>
-            <w:r>
-              <w:rPr>
-                <w:sz w:val="18"/>
-              </w:rPr>
-              <w:t xml:space="preserve">  ·  CUSTOM</w:t>
-            </w:r>
-            <w:r>
-              <w:rPr>
-                <w:b/>
-                <w:sz w:val="18"/>
-              </w:rPr>
-              <w:t xml:space="preserve">  SHOT 45</w:t>
-            </w:r>
-          </w:p>
-          <w:p>
-            <w:r>
-              <w:rPr>
-                <w:i/>
-                <w:color w:val="888888"/>
-                <w:sz w:val="18"/>
-              </w:rPr>
-              <w:t>📝 Hold for 4 seconds. No voiceover during the hold.</w:t>
-            </w:r>
-          </w:p>
-        </w:tc>
-      </w:tr>
-    </w:tbl>
-    <w:p>
-      <w:pPr>
-        <w:spacing w:after="80"/>
-      </w:pPr>
-    </w:p>
-    <w:p>
-      <w:pPr>
-        <w:spacing w:after="120"/>
-      </w:pPr>
-      <w:r>
-        <w:rPr>
-          <w:b/>
-          <w:color w:val="555555"/>
-          <w:sz w:val="18"/>
-        </w:rPr>
-        <w:t xml:space="preserve">[VO] </w:t>
-      </w:r>
-      <w:r>
-        <w:t>The government's own Human Rights Commission later found that the lives of many who took part still looked, in material terms, like the lives of people under apartheid.</w:t>
-      </w:r>
-    </w:p>
-    <w:p>
-      <w:pPr>
-        <w:spacing w:before="160" w:after="80"/>
-        <w:ind w:left="216"/>
-      </w:pPr>
-      <w:r>
-        <w:rPr>
-          <w:b/>
-          <w:color w:val="7B3FA0"/>
-          <w:sz w:val="20"/>
-        </w:rPr>
-        <w:t>[SHOW: timeline — May 2024. ANC vote share falling to 40%]</w:t>
-      </w:r>
-    </w:p>
-    <w:tbl>
-      <w:tblPr>
-        <w:tblStyle w:val="TableGrid"/>
-        <w:tblW w:type="auto" w:w="0"/>
-        <w:tblLayout w:type="fixed"/>
-        <w:tblLook w:firstColumn="1" w:firstRow="1" w:lastColumn="0" w:lastRow="0" w:noHBand="0" w:noVBand="1" w:val="04A0"/>
-      </w:tblPr>
-      <w:tblGrid>
-        <w:gridCol w:w="4320"/>
-        <w:gridCol w:w="4320"/>
-      </w:tblGrid>
-      <w:tr>
-        <w:tc>
-          <w:tcPr>
-            <w:tcW w:type="dxa" w:w="216"/>
-            <w:shd w:val="clear" w:color="auto" w:fill="7b3fa0"/>
-          </w:tcPr>
-          <w:p>
-            <w:r/>
-          </w:p>
-        </w:tc>
-        <w:tc>
-          <w:tcPr>
-            <w:tcW w:type="dxa" w:w="8928"/>
-            <w:shd w:val="clear" w:color="auto" w:fill="f5eeff"/>
-          </w:tcPr>
-          <w:p>
-            <w:pPr>
-              <w:spacing w:before="80"/>
-            </w:pPr>
-            <w:r>
-              <w:rPr>
-                <w:b/>
-                <w:color w:val="7B3FA0"/>
-                <w:sz w:val="18"/>
-              </w:rPr>
-              <w:t>🎨  GENERAL</w:t>
-            </w:r>
-            <w:r>
-              <w:rPr>
-                <w:sz w:val="18"/>
-              </w:rPr>
-              <w:t xml:space="preserve">  ·  CUSTOM</w:t>
-            </w:r>
-            <w:r>
-              <w:rPr>
-                <w:b/>
-                <w:sz w:val="18"/>
-              </w:rPr>
-              <w:t xml:space="preserve">  SHOT 57</w:t>
-            </w:r>
-          </w:p>
-          <w:p>
-            <w:r>
-              <w:rPr>
-                <w:i/>
-                <w:color w:val="888888"/>
-                <w:sz w:val="18"/>
-              </w:rPr>
-              <w:t>📝 Crossing the 50% mark is the visual payoff</w:t>
-            </w:r>
-          </w:p>
-        </w:tc>
-      </w:tr>
-    </w:tbl>
-    <w:p>
-      <w:pPr>
-        <w:spacing w:after="80"/>
-      </w:pPr>
-    </w:p>
-    <w:p>
-      <w:pPr>
-        <w:spacing w:after="120"/>
-      </w:pPr>
-      <w:r>
-        <w:rPr>
-          <w:b/>
-          <w:color w:val="555555"/>
-          <w:sz w:val="18"/>
-        </w:rPr>
-        <w:t xml:space="preserve">[VO] </w:t>
-      </w:r>
-      <w:r>
-        <w:t>In May 2024, the ANC received only forty percent of the vote — the first time in thirty years it could not govern alone. It formed a coalition government with rival parties. Within a year, something real improved: Eskom got new management, and rolling blackouts largely stopped. By late 2025, the country went months without losing power.</w:t>
-      </w:r>
-    </w:p>
-    <w:p>
-      <w:pPr>
-        <w:spacing w:before="160" w:after="80"/>
-        <w:ind w:left="216"/>
-      </w:pPr>
-      <w:r>
-        <w:rPr>
-          <w:b/>
-          <w:color w:val="1A6EA8"/>
-          <w:sz w:val="20"/>
-        </w:rPr>
-        <w:t>[SHOW: split card — electricity fixed / inequality, land, youth jobs unchanged]</w:t>
-      </w:r>
-    </w:p>
-    <w:tbl>
-      <w:tblPr>
-        <w:tblStyle w:val="TableGrid"/>
-        <w:tblW w:type="auto" w:w="0"/>
-        <w:tblLayout w:type="fixed"/>
-        <w:tblLook w:firstColumn="1" w:firstRow="1" w:lastColumn="0" w:lastRow="0" w:noHBand="0" w:noVBand="1" w:val="04A0"/>
-      </w:tblPr>
-      <w:tblGrid>
-        <w:gridCol w:w="4320"/>
-        <w:gridCol w:w="4320"/>
-      </w:tblGrid>
-      <w:tr>
-        <w:tc>
-          <w:tcPr>
-            <w:tcW w:type="dxa" w:w="216"/>
-            <w:shd w:val="clear" w:color="auto" w:fill="1a6ea8"/>
-          </w:tcPr>
-          <w:p>
-            <w:r/>
-          </w:p>
-        </w:tc>
-        <w:tc>
-          <w:tcPr>
-            <w:tcW w:type="dxa" w:w="8928"/>
-            <w:shd w:val="clear" w:color="auto" w:fill="e8f4fd"/>
-          </w:tcPr>
-          <w:p>
-            <w:pPr>
-              <w:spacing w:before="80"/>
-            </w:pPr>
-            <w:r>
-              <w:rPr>
-                <w:b/>
-                <w:color w:val="1A6EA8"/>
-                <w:sz w:val="18"/>
-              </w:rPr>
-              <w:t>🔍  GENERAL</w:t>
-            </w:r>
-          </w:p>
-        </w:tc>
-      </w:tr>
-    </w:tbl>
-    <w:p>
-      <w:pPr>
-        <w:spacing w:after="80"/>
-      </w:pPr>
-    </w:p>
-    <w:p>
-      <w:pPr>
-        <w:spacing w:after="120"/>
-      </w:pPr>
-      <w:r>
-        <w:rPr>
-          <w:b/>
-          <w:color w:val="555555"/>
-          <w:sz w:val="18"/>
-        </w:rPr>
-        <w:t xml:space="preserve">[VO] </w:t>
-      </w:r>
-      <w:r>
-        <w:t>That matters. But the structural problems — who owns the land, who owns the economy, whether young people can find work — have not moved.</w:t>
-      </w:r>
-    </w:p>
-    <w:p>
-      <w:pPr>
-        <w:spacing w:before="160" w:after="80"/>
-        <w:ind w:left="216"/>
-      </w:pPr>
-      <w:r>
-        <w:rPr>
-          <w:b/>
-          <w:color w:val="7B3FA0"/>
-          <w:sz w:val="20"/>
-        </w:rPr>
-        <w:t>[SHOW: unemployment dials — 33% official / 61% ages 15–24. Icon grid — 6 in 10 greyed]</w:t>
-      </w:r>
-    </w:p>
-    <w:tbl>
-      <w:tblPr>
-        <w:tblStyle w:val="TableGrid"/>
-        <w:tblW w:type="auto" w:w="0"/>
-        <w:tblLayout w:type="fixed"/>
-        <w:tblLook w:firstColumn="1" w:firstRow="1" w:lastColumn="0" w:lastRow="0" w:noHBand="0" w:noVBand="1" w:val="04A0"/>
-      </w:tblPr>
-      <w:tblGrid>
-        <w:gridCol w:w="4320"/>
-        <w:gridCol w:w="4320"/>
-      </w:tblGrid>
-      <w:tr>
-        <w:tc>
-          <w:tcPr>
-            <w:tcW w:type="dxa" w:w="216"/>
-            <w:shd w:val="clear" w:color="auto" w:fill="7b3fa0"/>
-          </w:tcPr>
-          <w:p>
-            <w:r/>
-          </w:p>
-        </w:tc>
-        <w:tc>
-          <w:tcPr>
-            <w:tcW w:type="dxa" w:w="8928"/>
-            <w:shd w:val="clear" w:color="auto" w:fill="f5eeff"/>
-          </w:tcPr>
-          <w:p>
-            <w:pPr>
-              <w:spacing w:before="80"/>
-            </w:pPr>
-            <w:r>
-              <w:rPr>
-                <w:b/>
-                <w:color w:val="7B3FA0"/>
-                <w:sz w:val="18"/>
-              </w:rPr>
-              <w:t>🎨  CUSTOM</w:t>
-            </w:r>
-            <w:r>
-              <w:rPr>
-                <w:sz w:val="18"/>
-              </w:rPr>
-              <w:t xml:space="preserve">  ·  CUSTOM</w:t>
-            </w:r>
-            <w:r>
-              <w:rPr>
-                <w:b/>
-                <w:sz w:val="18"/>
-              </w:rPr>
-              <w:t xml:space="preserve">  SHOT 48</w:t>
-            </w:r>
-          </w:p>
-          <w:p>
-            <w:r>
-              <w:rPr>
-                <w:i/>
-                <w:color w:val="888888"/>
-                <w:sz w:val="18"/>
-              </w:rPr>
-              <w:t>📝 Hold for 3 seconds. 61 is a different scale from 46.</w:t>
-            </w:r>
-          </w:p>
-        </w:tc>
-      </w:tr>
-    </w:tbl>
-    <w:p>
-      <w:pPr>
-        <w:spacing w:after="80"/>
-      </w:pPr>
-    </w:p>
-    <w:p>
-      <w:pPr>
-        <w:spacing w:after="120"/>
-      </w:pPr>
-      <w:r>
-        <w:rPr>
-          <w:b/>
-          <w:color w:val="555555"/>
-          <w:sz w:val="18"/>
-        </w:rPr>
-        <w:t xml:space="preserve">[VO] </w:t>
-      </w:r>
-      <w:r>
-        <w:t>Today, one in three South Africans who want work cannot find it. For young people between fifteen and twenty-four, it is six in ten. South Africa has the highest unemployment of any major economy in the world — and that has been building across four different presidents, not one.</w:t>
-      </w:r>
-    </w:p>
-    <w:p>
-      <w:pPr>
-        <w:spacing w:before="160" w:after="80"/>
-        <w:ind w:left="216"/>
-      </w:pPr>
-      <w:r>
-        <w:rPr>
-          <w:b/>
-          <w:color w:val="2D7A3A"/>
-          <w:sz w:val="20"/>
-        </w:rPr>
-        <w:t>[SHOW: Sandton–Alexandra aerial — "500 metres apart"]</w:t>
-      </w:r>
-    </w:p>
-    <w:tbl>
-      <w:tblPr>
-        <w:tblStyle w:val="TableGrid"/>
-        <w:tblW w:type="auto" w:w="0"/>
-        <w:tblLayout w:type="fixed"/>
-        <w:tblLook w:firstColumn="1" w:firstRow="1" w:lastColumn="0" w:lastRow="0" w:noHBand="0" w:noVBand="1" w:val="04A0"/>
-      </w:tblPr>
-      <w:tblGrid>
-        <w:gridCol w:w="4320"/>
-        <w:gridCol w:w="4320"/>
-      </w:tblGrid>
-      <w:tr>
-        <w:tc>
-          <w:tcPr>
-            <w:tcW w:type="dxa" w:w="216"/>
-            <w:shd w:val="clear" w:color="auto" w:fill="2d7a3a"/>
-          </w:tcPr>
-          <w:p>
-            <w:r/>
-          </w:p>
-        </w:tc>
-        <w:tc>
-          <w:tcPr>
-            <w:tcW w:type="dxa" w:w="8928"/>
-            <w:shd w:val="clear" w:color="auto" w:fill="eaf7ec"/>
-          </w:tcPr>
-          <w:p>
-            <w:pPr>
-              <w:spacing w:before="80"/>
-            </w:pPr>
-            <w:r>
-              <w:rPr>
-                <w:b/>
-                <w:color w:val="2D7A3A"/>
-                <w:sz w:val="18"/>
-              </w:rPr>
-              <w:t>🌍  GE</w:t>
-            </w:r>
-            <w:r>
-              <w:rPr>
-                <w:sz w:val="18"/>
-              </w:rPr>
-              <w:t xml:space="preserve">  ·  GE</w:t>
-            </w:r>
-            <w:r>
-              <w:rPr>
-                <w:b/>
-                <w:sz w:val="18"/>
-              </w:rPr>
-              <w:t xml:space="preserve">  SHOT 55</w:t>
-            </w:r>
-          </w:p>
-          <w:p>
-            <w:r>
-              <w:rPr>
-                <w:i/>
-                <w:color w:val="888888"/>
-                <w:sz w:val="18"/>
-              </w:rPr>
-              <w:t>📝 THE visual centrepiece. Slow, deliberate. Custom AE on GE.</w:t>
-            </w:r>
-          </w:p>
-        </w:tc>
-      </w:tr>
-    </w:tbl>
-    <w:p>
-      <w:pPr>
-        <w:spacing w:after="80"/>
-      </w:pPr>
-    </w:p>
-    <w:p>
-      <w:pPr>
-        <w:spacing w:after="120"/>
-      </w:pPr>
-      <w:r>
-        <w:rPr>
-          <w:b/>
-          <w:color w:val="555555"/>
-          <w:sz w:val="18"/>
-        </w:rPr>
-        <w:t xml:space="preserve">[VO] </w:t>
-      </w:r>
-      <w:r>
-        <w:t>And this image still defines the country: Sandton, one of Africa's richest financial districts, and Alexandra, a densely packed township with poor services, sitting five hundred metres apart in the same city, thirty years into democracy.</w:t>
-      </w:r>
-    </w:p>
-    <w:p>
-      <w:pPr>
-        <w:spacing w:after="80"/>
-      </w:pPr>
-      <w:r>
-        <w:t>---</w:t>
-      </w:r>
-    </w:p>
-    <w:p>
-      <w:pPr>
-        <w:spacing w:before="360" w:after="120"/>
-        <w:shd w:val="clear" w:color="auto" w:fill="1a1a1a"/>
-        <w:ind w:left="160"/>
-      </w:pPr>
-      <w:r>
-        <w:rPr>
-          <w:b/>
-          <w:color w:val="FFFFFF"/>
-          <w:sz w:val="22"/>
-        </w:rPr>
-        <w:t>SECTION 5 — WHAT ACTUALLY WENT WRONG, AND WHAT HAS TO CHANGE</w:t>
-      </w:r>
-    </w:p>
-    <w:p>
-      <w:pPr>
-        <w:spacing w:before="160" w:after="80"/>
-        <w:ind w:left="216"/>
-      </w:pPr>
-      <w:r>
-        <w:rPr>
-          <w:b/>
-          <w:color w:val="1A6EA8"/>
-          <w:sz w:val="20"/>
-        </w:rPr>
-        <w:t>[SHOW: timeline — full 1994–2024. Three layers labelled]</w:t>
-      </w:r>
-    </w:p>
-    <w:tbl>
-      <w:tblPr>
-        <w:tblStyle w:val="TableGrid"/>
-        <w:tblW w:type="auto" w:w="0"/>
-        <w:tblLayout w:type="fixed"/>
-        <w:tblLook w:firstColumn="1" w:firstRow="1" w:lastColumn="0" w:lastRow="0" w:noHBand="0" w:noVBand="1" w:val="04A0"/>
-      </w:tblPr>
-      <w:tblGrid>
-        <w:gridCol w:w="4320"/>
-        <w:gridCol w:w="4320"/>
-      </w:tblGrid>
-      <w:tr>
-        <w:tc>
-          <w:tcPr>
-            <w:tcW w:type="dxa" w:w="216"/>
-            <w:shd w:val="clear" w:color="auto" w:fill="1a6ea8"/>
-          </w:tcPr>
-          <w:p>
-            <w:r/>
-          </w:p>
-        </w:tc>
-        <w:tc>
-          <w:tcPr>
-            <w:tcW w:type="dxa" w:w="8928"/>
-            <w:shd w:val="clear" w:color="auto" w:fill="e8f4fd"/>
-          </w:tcPr>
-          <w:p>
-            <w:pPr>
-              <w:spacing w:before="80"/>
-            </w:pPr>
-            <w:r>
-              <w:rPr>
-                <w:b/>
-                <w:color w:val="1A6EA8"/>
-                <w:sz w:val="18"/>
-              </w:rPr>
-              <w:t>🔍  GENERAL</w:t>
-            </w:r>
-          </w:p>
-        </w:tc>
-      </w:tr>
-    </w:tbl>
-    <w:p>
-      <w:pPr>
-        <w:spacing w:after="80"/>
-      </w:pPr>
-    </w:p>
-    <w:p>
-      <w:pPr>
-        <w:spacing w:after="120"/>
-      </w:pPr>
-      <w:r>
-        <w:rPr>
-          <w:b/>
-          <w:color w:val="555555"/>
-          <w:sz w:val="18"/>
-        </w:rPr>
-        <w:t xml:space="preserve">[VO] </w:t>
-      </w:r>
-      <w:r>
-        <w:t>Let me bring the thirty years together in plain terms.</w:t>
-      </w:r>
-    </w:p>
-    <w:p>
-      <w:pPr>
-        <w:spacing w:after="120"/>
-      </w:pPr>
-      <w:r>
-        <w:t>What went wrong happened in three layers, and most news coverage only talks about the top one.</w:t>
-      </w:r>
-    </w:p>
-    <w:p>
-      <w:pPr>
-        <w:spacing w:after="120"/>
-      </w:pPr>
-      <w:r>
-        <w:t>The bottom layer is the decision made in the mid-1990s: political freedom without changing who owned the economy. The redistribution plan was dropped. Inequality was locked in from the start.</w:t>
-      </w:r>
-    </w:p>
-    <w:p>
-      <w:pPr>
-        <w:spacing w:after="120"/>
-      </w:pPr>
-      <w:r>
-        <w:t>The middle layer is what that produced over two decades — a state that became the main route to wealth, institutions run for political loyalty instead of competence, a power grid that crumbled, and youth unemployment that kept climbing no matter who was president.</w:t>
-      </w:r>
-    </w:p>
-    <w:p>
-      <w:pPr>
-        <w:spacing w:after="120"/>
-      </w:pPr>
-      <w:r>
-        <w:t>The top layer is the Zuma-era looting — real, criminal, and documented. It made everything worse, faster. It is not the root cause.</w:t>
-      </w:r>
-    </w:p>
-    <w:p>
-      <w:pPr>
-        <w:spacing w:before="160" w:after="80"/>
-        <w:ind w:left="216"/>
-      </w:pPr>
-      <w:r>
-        <w:rPr>
-          <w:b/>
-          <w:color w:val="7B3FA0"/>
-          <w:sz w:val="20"/>
-        </w:rPr>
-        <w:t>[SHOW: title card — "Political freedom ≠ Economic freedom"]</w:t>
-      </w:r>
-    </w:p>
-    <w:tbl>
-      <w:tblPr>
-        <w:tblStyle w:val="TableGrid"/>
-        <w:tblW w:type="auto" w:w="0"/>
-        <w:tblLayout w:type="fixed"/>
-        <w:tblLook w:firstColumn="1" w:firstRow="1" w:lastColumn="0" w:lastRow="0" w:noHBand="0" w:noVBand="1" w:val="04A0"/>
-      </w:tblPr>
-      <w:tblGrid>
-        <w:gridCol w:w="4320"/>
-        <w:gridCol w:w="4320"/>
-      </w:tblGrid>
-      <w:tr>
-        <w:tc>
-          <w:tcPr>
-            <w:tcW w:type="dxa" w:w="216"/>
-            <w:shd w:val="clear" w:color="auto" w:fill="7b3fa0"/>
-          </w:tcPr>
-          <w:p>
-            <w:r/>
-          </w:p>
-        </w:tc>
-        <w:tc>
-          <w:tcPr>
-            <w:tcW w:type="dxa" w:w="8928"/>
-            <w:shd w:val="clear" w:color="auto" w:fill="f5eeff"/>
-          </w:tcPr>
-          <w:p>
-            <w:pPr>
-              <w:spacing w:before="80"/>
-            </w:pPr>
-            <w:r>
-              <w:rPr>
-                <w:b/>
-                <w:color w:val="7B3FA0"/>
-                <w:sz w:val="18"/>
-              </w:rPr>
-              <w:t>🎨  CUSTOM</w:t>
-            </w:r>
-            <w:r>
-              <w:rPr>
-                <w:sz w:val="18"/>
-              </w:rPr>
-              <w:t xml:space="preserve">  ·  CUSTOM</w:t>
-            </w:r>
-            <w:r>
-              <w:rPr>
-                <w:b/>
-                <w:sz w:val="18"/>
-              </w:rPr>
-              <w:t xml:space="preserve">  SHOT 65</w:t>
-            </w:r>
-          </w:p>
-          <w:p>
-            <w:r>
-              <w:rPr>
-                <w:i/>
-                <w:color w:val="888888"/>
-                <w:sz w:val="18"/>
-              </w:rPr>
-              <w:t>📝 Hold for 2 seconds. The thesis, reduced to its core.</w:t>
-            </w:r>
-          </w:p>
-        </w:tc>
-      </w:tr>
-    </w:tbl>
-    <w:p>
-      <w:pPr>
-        <w:spacing w:after="80"/>
-      </w:pPr>
-    </w:p>
-    <w:p>
-      <w:pPr>
-        <w:spacing w:after="120"/>
-      </w:pPr>
-      <w:r>
-        <w:rPr>
-          <w:b/>
-          <w:color w:val="555555"/>
-          <w:sz w:val="18"/>
-        </w:rPr>
-        <w:t xml:space="preserve">[VO] </w:t>
-      </w:r>
-      <w:r>
-        <w:t>What we get wrong is treating that top layer as the whole story. South Africa has already tried the corruption fix: Zuma removed in 2018, a new coalition in 2024, the lights back on in 2025. Inequality is still the highest on earth. Six in ten young people still cannot find work. Land reform is still at eleven percent.</w:t>
-      </w:r>
-    </w:p>
-    <w:p>
-      <w:pPr>
-        <w:spacing w:after="120"/>
-      </w:pPr>
-      <w:r>
-        <w:t>So what has to change is not just cleaner government — though that matters. It is finishing the economic transition that was postponed in 1996.</w:t>
-      </w:r>
-    </w:p>
-    <w:p>
-      <w:pPr>
-        <w:spacing w:after="120"/>
-      </w:pPr>
-      <w:r>
-        <w:t>That means land and business ownership that actually shifts, not just targets on paper. It means state institutions that work for everyone, not only the connected. And it means growth that reaches the majority — because eighteen million people on grants keeps families alive, but it does not give a generation a future.</w:t>
-      </w:r>
-    </w:p>
-    <w:p>
-      <w:pPr>
-        <w:spacing w:before="160" w:after="80"/>
-        <w:ind w:left="216"/>
-      </w:pPr>
-      <w:r>
-        <w:rPr>
-          <w:b/>
-          <w:color w:val="1A6EA8"/>
-          <w:sz w:val="20"/>
-        </w:rPr>
-        <w:t>[SHOW: 1994 queue footage returns]</w:t>
-      </w:r>
-    </w:p>
-    <w:tbl>
-      <w:tblPr>
-        <w:tblStyle w:val="TableGrid"/>
-        <w:tblW w:type="auto" w:w="0"/>
-        <w:tblLayout w:type="fixed"/>
-        <w:tblLook w:firstColumn="1" w:firstRow="1" w:lastColumn="0" w:lastRow="0" w:noHBand="0" w:noVBand="1" w:val="04A0"/>
-      </w:tblPr>
-      <w:tblGrid>
-        <w:gridCol w:w="4320"/>
-        <w:gridCol w:w="4320"/>
-      </w:tblGrid>
-      <w:tr>
-        <w:tc>
-          <w:tcPr>
-            <w:tcW w:type="dxa" w:w="216"/>
-            <w:shd w:val="clear" w:color="auto" w:fill="1a6ea8"/>
-          </w:tcPr>
-          <w:p>
-            <w:r/>
-          </w:p>
-        </w:tc>
-        <w:tc>
-          <w:tcPr>
-            <w:tcW w:type="dxa" w:w="8928"/>
-            <w:shd w:val="clear" w:color="auto" w:fill="e8f4fd"/>
-          </w:tcPr>
-          <w:p>
-            <w:pPr>
-              <w:spacing w:before="80"/>
-            </w:pPr>
-            <w:r>
-              <w:rPr>
-                <w:b/>
-                <w:color w:val="1A6EA8"/>
-                <w:sz w:val="18"/>
-              </w:rPr>
-              <w:t>📽  ARCHIVE</w:t>
-            </w:r>
-          </w:p>
-        </w:tc>
-      </w:tr>
-    </w:tbl>
-    <w:p>
-      <w:pPr>
-        <w:spacing w:after="80"/>
-      </w:pPr>
-    </w:p>
-    <w:p>
-      <w:pPr>
-        <w:spacing w:after="120"/>
-      </w:pPr>
-      <w:r>
-        <w:rPr>
-          <w:b/>
-          <w:color w:val="555555"/>
-          <w:sz w:val="18"/>
-        </w:rPr>
-        <w:t xml:space="preserve">[VO] </w:t>
-      </w:r>
-      <w:r>
-        <w:t>The people in those 1994 queues were not voting only for the right to vote. They were voting for a country where their children could have what they never did — jobs, land, dignity. They got political freedom.</w:t>
-      </w:r>
-    </w:p>
-    <w:p>
-      <w:pPr>
-        <w:spacing w:after="120"/>
-      </w:pPr>
-      <w:r>
-        <w:t>They are still waiting for the rest.</w:t>
+        <w:t>On inauguration day, he said:</w:t>
       </w:r>
     </w:p>
     <w:p>
@@ -3517,7 +4230,7 @@
           <w:color w:val="C0392B"/>
           <w:sz w:val="20"/>
         </w:rPr>
-        <w:t>[SHOW: Mandela inauguration]</w:t>
+        <w:t>[SHOW: quote — white on black, no music]</w:t>
       </w:r>
     </w:p>
     <w:tbl>
@@ -3569,7 +4282,7 @@
                 <w:b/>
                 <w:sz w:val="18"/>
               </w:rPr>
-              <w:t xml:space="preserve">  SHOT 69</w:t>
+              <w:t xml:space="preserve">  SHOT 3</w:t>
             </w:r>
           </w:p>
           <w:p>
@@ -3579,7 +4292,7 @@
                 <w:color w:val="888888"/>
                 <w:sz w:val="18"/>
               </w:rPr>
-              <w:t>📝 Getty: "Nelson Mandela inauguration May 10 1994"</w:t>
+              <w:t>📝 The Mandela everyone knows</w:t>
             </w:r>
           </w:p>
         </w:tc>
@@ -3589,6 +4302,30 @@
       <w:pPr>
         <w:spacing w:after="80"/>
       </w:pPr>
+    </w:p>
+    <w:p>
+      <w:pPr>
+        <w:spacing w:before="120" w:after="120"/>
+        <w:ind w:left="576"/>
+      </w:pPr>
+      <w:r>
+        <w:rPr>
+          <w:i/>
+        </w:rPr>
+        <w:t>""Never, never, and never again shall it be that this beautiful land will again experience the oppression of one by another.""</w:t>
+      </w:r>
+    </w:p>
+    <w:p>
+      <w:pPr>
+        <w:jc w:val="center"/>
+      </w:pPr>
+      <w:r>
+        <w:rPr>
+          <w:color w:val="AAAAAA"/>
+          <w:sz w:val="20"/>
+        </w:rPr>
+        <w:t>[PAUSE]</w:t>
+      </w:r>
     </w:p>
     <w:p>
       <w:pPr>
@@ -3603,131 +4340,7 @@
         <w:t xml:space="preserve">[VO] </w:t>
       </w:r>
       <w:r>
-        <w:t>On his inauguration day, Nelson Mandela said:</w:t>
-      </w:r>
-    </w:p>
-    <w:p>
-      <w:pPr>
-        <w:spacing w:before="160" w:after="80"/>
-        <w:ind w:left="216"/>
-      </w:pPr>
-      <w:r>
-        <w:rPr>
-          <w:b/>
-          <w:color w:val="7B3FA0"/>
-          <w:sz w:val="20"/>
-        </w:rPr>
-        <w:t>[SHOW: quote — white on black, no music]</w:t>
-      </w:r>
-    </w:p>
-    <w:tbl>
-      <w:tblPr>
-        <w:tblStyle w:val="TableGrid"/>
-        <w:tblW w:type="auto" w:w="0"/>
-        <w:tblLayout w:type="fixed"/>
-        <w:tblLook w:firstColumn="1" w:firstRow="1" w:lastColumn="0" w:lastRow="0" w:noHBand="0" w:noVBand="1" w:val="04A0"/>
-      </w:tblPr>
-      <w:tblGrid>
-        <w:gridCol w:w="4320"/>
-        <w:gridCol w:w="4320"/>
-      </w:tblGrid>
-      <w:tr>
-        <w:tc>
-          <w:tcPr>
-            <w:tcW w:type="dxa" w:w="216"/>
-            <w:shd w:val="clear" w:color="auto" w:fill="7b3fa0"/>
-          </w:tcPr>
-          <w:p>
-            <w:r/>
-          </w:p>
-        </w:tc>
-        <w:tc>
-          <w:tcPr>
-            <w:tcW w:type="dxa" w:w="8928"/>
-            <w:shd w:val="clear" w:color="auto" w:fill="f5eeff"/>
-          </w:tcPr>
-          <w:p>
-            <w:pPr>
-              <w:spacing w:before="80"/>
-            </w:pPr>
-            <w:r>
-              <w:rPr>
-                <w:b/>
-                <w:color w:val="7B3FA0"/>
-                <w:sz w:val="18"/>
-              </w:rPr>
-              <w:t>🎨  GENERAL</w:t>
-            </w:r>
-            <w:r>
-              <w:rPr>
-                <w:sz w:val="18"/>
-              </w:rPr>
-              <w:t xml:space="preserve">  ·  CUSTOM</w:t>
-            </w:r>
-            <w:r>
-              <w:rPr>
-                <w:b/>
-                <w:sz w:val="18"/>
-              </w:rPr>
-              <w:t xml:space="preserve">  SHOT 63</w:t>
-            </w:r>
-          </w:p>
-          <w:p>
-            <w:r>
-              <w:rPr>
-                <w:i/>
-                <w:color w:val="888888"/>
-                <w:sz w:val="18"/>
-              </w:rPr>
-              <w:t>📝 Scale the bars honestly — 8x is shocking on a bar chart</w:t>
-            </w:r>
-          </w:p>
-        </w:tc>
-      </w:tr>
-    </w:tbl>
-    <w:p>
-      <w:pPr>
-        <w:spacing w:after="80"/>
-      </w:pPr>
-    </w:p>
-    <w:p>
-      <w:pPr>
-        <w:spacing w:before="120" w:after="120"/>
-        <w:ind w:left="576"/>
-      </w:pPr>
-      <w:r>
-        <w:rPr>
-          <w:i/>
-        </w:rPr>
-        <w:t>""Never, never, and never again shall it be that this beautiful land will again experience the oppression of one by another.""</w:t>
-      </w:r>
-    </w:p>
-    <w:p>
-      <w:pPr>
-        <w:jc w:val="center"/>
-      </w:pPr>
-      <w:r>
-        <w:rPr>
-          <w:color w:val="AAAAAA"/>
-          <w:sz w:val="20"/>
-        </w:rPr>
-        <w:t>[PAUSE]</w:t>
-      </w:r>
-    </w:p>
-    <w:p>
-      <w:pPr>
-        <w:spacing w:after="120"/>
-      </w:pPr>
-      <w:r>
-        <w:rPr>
-          <w:b/>
-          <w:color w:val="555555"/>
-          <w:sz w:val="18"/>
-        </w:rPr>
-        <w:t xml:space="preserve">[VO] </w:t>
-      </w:r>
-      <w:r>
-        <w:t>He was talking about more than apartheid. He was talking about making freedom real in people's daily lives — in whether they can feed their families and find work.</w:t>
+        <w:t>Mandela buried apartheid in law. He did not bury it in the bank balance, the title deed, or the job market. Political freedom without economic freedom is a half-finished revolution — and after thirty years, South Africa is still waiting for the second half.</w:t>
       </w:r>
     </w:p>
     <w:p>
@@ -3782,29 +4395,6 @@
               </w:rPr>
               <w:t>🌍  GE</w:t>
             </w:r>
-            <w:r>
-              <w:rPr>
-                <w:sz w:val="18"/>
-              </w:rPr>
-              <w:t xml:space="preserve">  ·  GE</w:t>
-            </w:r>
-            <w:r>
-              <w:rPr>
-                <w:b/>
-                <w:sz w:val="18"/>
-              </w:rPr>
-              <w:t xml:space="preserve">  SHOT 56</w:t>
-            </w:r>
-          </w:p>
-          <w:p>
-            <w:r>
-              <w:rPr>
-                <w:i/>
-                <w:color w:val="888888"/>
-                <w:sz w:val="18"/>
-              </w:rPr>
-              <w:t>📝 8–10 second hold. The image people screenshot and share.</w:t>
-            </w:r>
           </w:p>
         </w:tc>
       </w:tr>
@@ -3827,15 +4417,92 @@
         <w:t xml:space="preserve">[VO] </w:t>
       </w:r>
       <w:r>
-        <w:t>South Africa is still working out how to do that. And any country that changes its politics without changing its economics should pay close attention.</w:t>
+        <w:t>This country broke apartheid without civil war. South Africans have not run out of fight yet. After thirty years, a gap like Sandton and Alexandra is still a policy choice.</w:t>
       </w:r>
     </w:p>
     <w:p>
       <w:pPr>
+        <w:spacing w:before="160" w:after="80"/>
+        <w:ind w:left="216"/>
+      </w:pPr>
+      <w:r>
+        <w:rPr>
+          <w:b/>
+          <w:color w:val="555555"/>
+          <w:sz w:val="20"/>
+        </w:rPr>
+        <w:t>[SHOW: Abdullah on camera]</w:t>
+      </w:r>
+    </w:p>
+    <w:tbl>
+      <w:tblPr>
+        <w:tblStyle w:val="TableGrid"/>
+        <w:tblW w:type="auto" w:w="0"/>
+        <w:tblLayout w:type="fixed"/>
+        <w:tblLook w:firstColumn="1" w:firstRow="1" w:lastColumn="0" w:lastRow="0" w:noHBand="0" w:noVBand="1" w:val="04A0"/>
+      </w:tblPr>
+      <w:tblGrid>
+        <w:gridCol w:w="4320"/>
+        <w:gridCol w:w="4320"/>
+      </w:tblGrid>
+      <w:tr>
+        <w:tc>
+          <w:tcPr>
+            <w:tcW w:type="dxa" w:w="216"/>
+            <w:shd w:val="clear" w:color="auto" w:fill="555555"/>
+          </w:tcPr>
+          <w:p>
+            <w:r/>
+          </w:p>
+        </w:tc>
+        <w:tc>
+          <w:tcPr>
+            <w:tcW w:type="dxa" w:w="8928"/>
+            <w:shd w:val="clear" w:color="auto" w:fill="f5f5f5"/>
+          </w:tcPr>
+          <w:p>
+            <w:pPr>
+              <w:spacing w:before="80"/>
+            </w:pPr>
+            <w:r>
+              <w:rPr>
+                <w:b/>
+                <w:color w:val="555555"/>
+                <w:sz w:val="18"/>
+              </w:rPr>
+              <w:t>🎥  SELF</w:t>
+            </w:r>
+          </w:p>
+        </w:tc>
+      </w:tr>
+    </w:tbl>
+    <w:p>
+      <w:pPr>
+        <w:spacing w:after="80"/>
+      </w:pPr>
+    </w:p>
+    <w:p>
+      <w:pPr>
         <w:spacing w:after="120"/>
       </w:pPr>
       <w:r>
-        <w:t>Thank you for watching. If this helped you see the story differently, subscribe — it genuinely helps the channel. I'll see you in the next one.</w:t>
+        <w:rPr>
+          <w:b/>
+          <w:color w:val="555555"/>
+          <w:sz w:val="18"/>
+        </w:rPr>
+        <w:t xml:space="preserve">[TH] </w:t>
+      </w:r>
+      <w:r>
+        <w:t>🎥  SELF</w:t>
+      </w:r>
+    </w:p>
+    <w:p>
+      <w:pPr>
+        <w:spacing w:after="120"/>
+      </w:pPr>
+      <w:r>
+        <w:t>Thank you for watching. If this helped you see Mandela's legacy differently, subscribe — it genuinely helps the channel. I'll see you in the next one.</w:t>
       </w:r>
     </w:p>
     <w:p>
